--- a/Documentation/UserManual_en.docx
+++ b/Documentation/UserManual_en.docx
@@ -204,7 +204,28 @@
           <w:szCs w:val="40"/>
           <w:lang w:val="en-US"/>
         </w:rPr>
-        <w:t>.0)</w:t>
+        <w:t>.</w:t>
+      </w:r>
+      <w:r>
+        <w:rPr>
+          <w:rFonts w:ascii="Times New Roman" w:hAnsi="Times New Roman" w:cs="Times New Roman"/>
+          <w:b/>
+          <w:bCs/>
+          <w:sz w:val="40"/>
+          <w:szCs w:val="40"/>
+        </w:rPr>
+        <w:t>1</w:t>
+      </w:r>
+      <w:r>
+        <w:rPr>
+          <w:rFonts w:ascii="Times New Roman" w:hAnsi="Times New Roman" w:cs="Times New Roman"/>
+          <w:b/>
+          <w:bCs/>
+          <w:sz w:val="40"/>
+          <w:szCs w:val="40"/>
+          <w:lang w:val="en-US"/>
+        </w:rPr>
+        <w:t>)</w:t>
       </w:r>
     </w:p>
     <w:p>
@@ -2511,16 +2532,7 @@
           <w:szCs w:val="28"/>
           <w:lang w:val="en-US"/>
         </w:rPr>
-        <w:t>serial ports</w:t>
-      </w:r>
-      <w:r>
-        <w:rPr>
-          <w:rFonts w:ascii="Times New Roman" w:hAnsi="Times New Roman" w:cs="Times New Roman"/>
-          <w:sz w:val="28"/>
-          <w:szCs w:val="28"/>
-          <w:lang w:val="en-US"/>
-        </w:rPr>
-        <w:t xml:space="preserve"> </w:t>
+        <w:t xml:space="preserve">serial ports </w:t>
       </w:r>
       <w:r>
         <w:rPr>
@@ -3469,7 +3481,16 @@
           <w:szCs w:val="28"/>
           <w:lang w:val="en-US"/>
         </w:rPr>
-        <w:t>.</w:t>
+        <w:t xml:space="preserve">, </w:t>
+      </w:r>
+      <w:r>
+        <w:rPr>
+          <w:rFonts w:ascii="Times New Roman" w:hAnsi="Times New Roman" w:cs="Times New Roman"/>
+          <w:sz w:val="28"/>
+          <w:szCs w:val="28"/>
+          <w:lang w:val="en-US"/>
+        </w:rPr>
+        <w:t>Korean, Portuguese.</w:t>
       </w:r>
     </w:p>
     <w:p>
@@ -3814,6 +3835,7 @@
           <w:rFonts w:ascii="Times New Roman" w:hAnsi="Times New Roman" w:cs="Times New Roman"/>
           <w:sz w:val="28"/>
           <w:szCs w:val="28"/>
+          <w:lang w:val="en-US"/>
         </w:rPr>
       </w:pPr>
     </w:p>
@@ -12562,7 +12584,31 @@
           <w:sz w:val="32"/>
           <w:szCs w:val="32"/>
         </w:rPr>
-        <w:t>3.5.0</w:t>
+        <w:t>3.</w:t>
+      </w:r>
+      <w:r>
+        <w:rPr>
+          <w:rFonts w:ascii="Times New Roman" w:hAnsi="Times New Roman" w:cs="Times New Roman"/>
+          <w:sz w:val="32"/>
+          <w:szCs w:val="32"/>
+        </w:rPr>
+        <w:t>5</w:t>
+      </w:r>
+      <w:r>
+        <w:rPr>
+          <w:rFonts w:ascii="Times New Roman" w:hAnsi="Times New Roman" w:cs="Times New Roman"/>
+          <w:sz w:val="32"/>
+          <w:szCs w:val="32"/>
+        </w:rPr>
+        <w:t>.</w:t>
+      </w:r>
+      <w:r>
+        <w:rPr>
+          <w:rFonts w:ascii="Times New Roman" w:hAnsi="Times New Roman" w:cs="Times New Roman"/>
+          <w:sz w:val="32"/>
+          <w:szCs w:val="32"/>
+        </w:rPr>
+        <w:t>1</w:t>
       </w:r>
     </w:p>
     <w:p>
@@ -12578,23 +12624,13 @@
       <w:r>
         <w:rPr>
           <w:rFonts w:ascii="Times New Roman" w:hAnsi="Times New Roman" w:cs="Times New Roman"/>
-          <w:sz w:val="28"/>
-          <w:szCs w:val="28"/>
-        </w:rPr>
-        <w:br/>
-      </w:r>
-      <w:proofErr w:type="spellStart"/>
-      <w:r>
-        <w:rPr>
-          <w:rFonts w:ascii="Times New Roman" w:hAnsi="Times New Roman" w:cs="Times New Roman"/>
           <w:b/>
           <w:bCs/>
           <w:sz w:val="28"/>
           <w:szCs w:val="28"/>
         </w:rPr>
-        <w:t>Enhancements</w:t>
-      </w:r>
-      <w:proofErr w:type="spellEnd"/>
+        <w:br/>
+      </w:r>
       <w:r>
         <w:rPr>
           <w:rFonts w:ascii="Times New Roman" w:hAnsi="Times New Roman" w:cs="Times New Roman"/>
@@ -12602,99 +12638,10 @@
           <w:bCs/>
           <w:sz w:val="28"/>
           <w:szCs w:val="28"/>
-        </w:rPr>
-        <w:t>:</w:t>
-      </w:r>
-    </w:p>
-    <w:p>
-      <w:pPr>
-        <w:pStyle w:val="aa"/>
-        <w:numPr>
-          <w:ilvl w:val="0"/>
-          <w:numId w:val="4"/>
-        </w:numPr>
-        <w:rPr>
-          <w:rFonts w:ascii="Times New Roman" w:hAnsi="Times New Roman" w:cs="Times New Roman"/>
-          <w:sz w:val="28"/>
-          <w:szCs w:val="28"/>
-          <w:lang w:val="en-US"/>
-        </w:rPr>
-      </w:pPr>
-      <w:r>
-        <w:rPr>
-          <w:rFonts w:ascii="Times New Roman" w:hAnsi="Times New Roman" w:cs="Times New Roman"/>
-          <w:sz w:val="28"/>
-          <w:szCs w:val="28"/>
-          <w:lang w:val="en-US"/>
-        </w:rPr>
-        <w:t>Added support for multiple interface languages: Russian, English, Hindi, Chinese (Simplified), German, Spanish, French.</w:t>
-      </w:r>
-    </w:p>
-    <w:p>
-      <w:pPr>
-        <w:rPr>
-          <w:rFonts w:ascii="Times New Roman" w:hAnsi="Times New Roman" w:cs="Times New Roman"/>
-          <w:sz w:val="28"/>
-          <w:szCs w:val="28"/>
-        </w:rPr>
-      </w:pPr>
-    </w:p>
-    <w:p>
-      <w:pPr>
-        <w:rPr>
-          <w:rFonts w:ascii="Times New Roman" w:hAnsi="Times New Roman" w:cs="Times New Roman"/>
-          <w:sz w:val="28"/>
-          <w:szCs w:val="28"/>
-        </w:rPr>
-      </w:pPr>
-    </w:p>
-    <w:p>
-      <w:pPr>
-        <w:rPr>
-          <w:rFonts w:ascii="Times New Roman" w:hAnsi="Times New Roman" w:cs="Times New Roman"/>
-          <w:sz w:val="32"/>
-          <w:szCs w:val="32"/>
-        </w:rPr>
-      </w:pPr>
-      <w:r>
-        <w:rPr>
-          <w:rFonts w:ascii="Times New Roman" w:hAnsi="Times New Roman" w:cs="Times New Roman"/>
-          <w:sz w:val="32"/>
-          <w:szCs w:val="32"/>
-        </w:rPr>
-        <w:t>3.4.0</w:t>
-      </w:r>
-    </w:p>
-    <w:p>
-      <w:pPr>
-        <w:rPr>
-          <w:rFonts w:ascii="Times New Roman" w:hAnsi="Times New Roman" w:cs="Times New Roman"/>
-          <w:b/>
-          <w:bCs/>
-          <w:sz w:val="28"/>
-          <w:szCs w:val="28"/>
-        </w:rPr>
-      </w:pPr>
-      <w:r>
-        <w:rPr>
-          <w:rFonts w:ascii="Times New Roman" w:hAnsi="Times New Roman" w:cs="Times New Roman"/>
-          <w:sz w:val="28"/>
-          <w:szCs w:val="28"/>
-        </w:rPr>
-        <w:br/>
-      </w:r>
-      <w:proofErr w:type="spellStart"/>
-      <w:r>
-        <w:rPr>
-          <w:rFonts w:ascii="Times New Roman" w:hAnsi="Times New Roman" w:cs="Times New Roman"/>
-          <w:b/>
-          <w:bCs/>
-          <w:sz w:val="28"/>
-          <w:szCs w:val="28"/>
+          <w:lang w:val="en-US"/>
         </w:rPr>
         <w:t>Enhancements</w:t>
       </w:r>
-      <w:proofErr w:type="spellEnd"/>
       <w:r>
         <w:rPr>
           <w:rFonts w:ascii="Times New Roman" w:hAnsi="Times New Roman" w:cs="Times New Roman"/>
@@ -12718,79 +12665,50 @@
           <w:rFonts w:ascii="Times New Roman" w:hAnsi="Times New Roman" w:cs="Times New Roman"/>
           <w:sz w:val="28"/>
           <w:szCs w:val="28"/>
-        </w:rPr>
-      </w:pPr>
-      <w:proofErr w:type="spellStart"/>
-      <w:r>
-        <w:rPr>
-          <w:rFonts w:ascii="Times New Roman" w:hAnsi="Times New Roman" w:cs="Times New Roman"/>
-          <w:sz w:val="28"/>
-          <w:szCs w:val="28"/>
-        </w:rPr>
-        <w:t>Modbus</w:t>
-      </w:r>
-      <w:proofErr w:type="spellEnd"/>
-      <w:r>
-        <w:rPr>
-          <w:rFonts w:ascii="Times New Roman" w:hAnsi="Times New Roman" w:cs="Times New Roman"/>
-          <w:sz w:val="28"/>
-          <w:szCs w:val="28"/>
-        </w:rPr>
-        <w:t xml:space="preserve">: </w:t>
-      </w:r>
-      <w:proofErr w:type="spellStart"/>
-      <w:r>
-        <w:rPr>
-          <w:rFonts w:ascii="Times New Roman" w:hAnsi="Times New Roman" w:cs="Times New Roman"/>
-          <w:sz w:val="28"/>
-          <w:szCs w:val="28"/>
-        </w:rPr>
-        <w:t>monitoring</w:t>
-      </w:r>
-      <w:proofErr w:type="spellEnd"/>
-      <w:r>
-        <w:rPr>
-          <w:rFonts w:ascii="Times New Roman" w:hAnsi="Times New Roman" w:cs="Times New Roman"/>
-          <w:sz w:val="28"/>
-          <w:szCs w:val="28"/>
-        </w:rPr>
-        <w:t xml:space="preserve"> </w:t>
-      </w:r>
-      <w:proofErr w:type="spellStart"/>
-      <w:r>
-        <w:rPr>
-          <w:rFonts w:ascii="Times New Roman" w:hAnsi="Times New Roman" w:cs="Times New Roman"/>
-          <w:sz w:val="28"/>
-          <w:szCs w:val="28"/>
-        </w:rPr>
-        <w:t>mode</w:t>
-      </w:r>
-      <w:proofErr w:type="spellEnd"/>
-      <w:r>
-        <w:rPr>
-          <w:rFonts w:ascii="Times New Roman" w:hAnsi="Times New Roman" w:cs="Times New Roman"/>
-          <w:sz w:val="28"/>
-          <w:szCs w:val="28"/>
-        </w:rPr>
-        <w:t xml:space="preserve"> </w:t>
-      </w:r>
-      <w:proofErr w:type="spellStart"/>
-      <w:r>
-        <w:rPr>
-          <w:rFonts w:ascii="Times New Roman" w:hAnsi="Times New Roman" w:cs="Times New Roman"/>
-          <w:sz w:val="28"/>
-          <w:szCs w:val="28"/>
-        </w:rPr>
-        <w:t>added</w:t>
-      </w:r>
-      <w:proofErr w:type="spellEnd"/>
-      <w:r>
-        <w:rPr>
-          <w:rFonts w:ascii="Times New Roman" w:hAnsi="Times New Roman" w:cs="Times New Roman"/>
-          <w:sz w:val="28"/>
-          <w:szCs w:val="28"/>
-        </w:rPr>
-        <w:t>.</w:t>
+          <w:lang w:val="en-US"/>
+        </w:rPr>
+      </w:pPr>
+      <w:r>
+        <w:rPr>
+          <w:rFonts w:ascii="Times New Roman" w:hAnsi="Times New Roman" w:cs="Times New Roman"/>
+          <w:sz w:val="28"/>
+          <w:szCs w:val="28"/>
+          <w:lang w:val="en-US"/>
+        </w:rPr>
+        <w:t>Added support for Korean and Portuguese languages.</w:t>
+      </w:r>
+    </w:p>
+    <w:p>
+      <w:pPr>
+        <w:spacing w:line="360" w:lineRule="auto"/>
+        <w:rPr>
+          <w:rFonts w:ascii="Times New Roman" w:hAnsi="Times New Roman" w:cs="Times New Roman"/>
+          <w:b/>
+          <w:bCs/>
+          <w:sz w:val="28"/>
+          <w:szCs w:val="28"/>
+        </w:rPr>
+      </w:pPr>
+      <w:r>
+        <w:rPr>
+          <w:rFonts w:ascii="Times New Roman" w:hAnsi="Times New Roman" w:cs="Times New Roman"/>
+          <w:b/>
+          <w:bCs/>
+          <w:sz w:val="28"/>
+          <w:szCs w:val="28"/>
+          <w:lang w:val="en-US"/>
+        </w:rPr>
+        <w:t>Bug fixes</w:t>
+      </w:r>
+      <w:r>
+        <w:rPr>
+          <w:rFonts w:ascii="Times New Roman" w:hAnsi="Times New Roman" w:cs="Times New Roman"/>
+          <w:b/>
+          <w:bCs/>
+          <w:sz w:val="28"/>
+          <w:szCs w:val="28"/>
+        </w:rPr>
+        <w:t>:</w:t>
       </w:r>
     </w:p>
     <w:p>
@@ -12815,7 +12733,7 @@
           <w:szCs w:val="28"/>
           <w:lang w:val="en-US"/>
         </w:rPr>
-        <w:t>Modbus scanner: added templates for polling functions.</w:t>
+        <w:t>When writing multiple flags (function 0x0F), the last byte of data was lost if it was equal to 0.</w:t>
       </w:r>
     </w:p>
     <w:p>
@@ -12830,96 +12748,36 @@
           <w:rFonts w:ascii="Times New Roman" w:hAnsi="Times New Roman" w:cs="Times New Roman"/>
           <w:sz w:val="28"/>
           <w:szCs w:val="28"/>
-        </w:rPr>
-      </w:pPr>
-      <w:proofErr w:type="spellStart"/>
-      <w:r>
-        <w:rPr>
-          <w:rFonts w:ascii="Times New Roman" w:hAnsi="Times New Roman" w:cs="Times New Roman"/>
-          <w:sz w:val="28"/>
-          <w:szCs w:val="28"/>
-        </w:rPr>
-        <w:t>Minor</w:t>
-      </w:r>
-      <w:proofErr w:type="spellEnd"/>
-      <w:r>
-        <w:rPr>
-          <w:rFonts w:ascii="Times New Roman" w:hAnsi="Times New Roman" w:cs="Times New Roman"/>
-          <w:sz w:val="28"/>
-          <w:szCs w:val="28"/>
-        </w:rPr>
-        <w:t xml:space="preserve"> </w:t>
-      </w:r>
-      <w:proofErr w:type="spellStart"/>
-      <w:r>
-        <w:rPr>
-          <w:rFonts w:ascii="Times New Roman" w:hAnsi="Times New Roman" w:cs="Times New Roman"/>
-          <w:sz w:val="28"/>
-          <w:szCs w:val="28"/>
-        </w:rPr>
-        <w:t>fixes</w:t>
-      </w:r>
-      <w:proofErr w:type="spellEnd"/>
-      <w:r>
-        <w:rPr>
-          <w:rFonts w:ascii="Times New Roman" w:hAnsi="Times New Roman" w:cs="Times New Roman"/>
-          <w:sz w:val="28"/>
-          <w:szCs w:val="28"/>
-        </w:rPr>
-        <w:t xml:space="preserve"> </w:t>
-      </w:r>
-      <w:proofErr w:type="spellStart"/>
-      <w:r>
-        <w:rPr>
-          <w:rFonts w:ascii="Times New Roman" w:hAnsi="Times New Roman" w:cs="Times New Roman"/>
-          <w:sz w:val="28"/>
-          <w:szCs w:val="28"/>
-        </w:rPr>
-        <w:t>and</w:t>
-      </w:r>
-      <w:proofErr w:type="spellEnd"/>
-      <w:r>
-        <w:rPr>
-          <w:rFonts w:ascii="Times New Roman" w:hAnsi="Times New Roman" w:cs="Times New Roman"/>
-          <w:sz w:val="28"/>
-          <w:szCs w:val="28"/>
-        </w:rPr>
-        <w:t xml:space="preserve"> </w:t>
-      </w:r>
-      <w:proofErr w:type="spellStart"/>
-      <w:r>
-        <w:rPr>
-          <w:rFonts w:ascii="Times New Roman" w:hAnsi="Times New Roman" w:cs="Times New Roman"/>
-          <w:sz w:val="28"/>
-          <w:szCs w:val="28"/>
-        </w:rPr>
-        <w:t>refactorings</w:t>
-      </w:r>
-      <w:proofErr w:type="spellEnd"/>
-      <w:r>
-        <w:rPr>
-          <w:rFonts w:ascii="Times New Roman" w:hAnsi="Times New Roman" w:cs="Times New Roman"/>
-          <w:sz w:val="28"/>
-          <w:szCs w:val="28"/>
-        </w:rPr>
-        <w:t>.</w:t>
-      </w:r>
-    </w:p>
-    <w:p>
-      <w:pPr>
-        <w:rPr>
-          <w:rFonts w:ascii="Times New Roman" w:hAnsi="Times New Roman" w:cs="Times New Roman"/>
-          <w:sz w:val="28"/>
-          <w:szCs w:val="28"/>
-        </w:rPr>
-      </w:pPr>
-    </w:p>
-    <w:p>
-      <w:pPr>
-        <w:rPr>
-          <w:rFonts w:ascii="Times New Roman" w:hAnsi="Times New Roman" w:cs="Times New Roman"/>
-          <w:sz w:val="28"/>
-          <w:szCs w:val="28"/>
+          <w:lang w:val="en-US"/>
+        </w:rPr>
+      </w:pPr>
+      <w:r>
+        <w:rPr>
+          <w:rFonts w:ascii="Times New Roman" w:hAnsi="Times New Roman" w:cs="Times New Roman"/>
+          <w:sz w:val="28"/>
+          <w:szCs w:val="28"/>
+          <w:lang w:val="en-US"/>
+        </w:rPr>
+        <w:t>Fixed incorrect display of float numbers in Modbus monitoring mode.</w:t>
+      </w:r>
+    </w:p>
+    <w:p>
+      <w:pPr>
+        <w:rPr>
+          <w:rFonts w:ascii="Times New Roman" w:hAnsi="Times New Roman" w:cs="Times New Roman"/>
+          <w:sz w:val="28"/>
+          <w:szCs w:val="28"/>
+          <w:lang w:val="en-US"/>
+        </w:rPr>
+      </w:pPr>
+    </w:p>
+    <w:p>
+      <w:pPr>
+        <w:rPr>
+          <w:rFonts w:ascii="Times New Roman" w:hAnsi="Times New Roman" w:cs="Times New Roman"/>
+          <w:sz w:val="28"/>
+          <w:szCs w:val="28"/>
+          <w:lang w:val="en-US"/>
         </w:rPr>
       </w:pPr>
     </w:p>
@@ -12937,7 +12795,109 @@
           <w:sz w:val="32"/>
           <w:szCs w:val="32"/>
         </w:rPr>
-        <w:t>3.3.3</w:t>
+        <w:t>3.5.0</w:t>
+      </w:r>
+    </w:p>
+    <w:p>
+      <w:pPr>
+        <w:rPr>
+          <w:rFonts w:ascii="Times New Roman" w:hAnsi="Times New Roman" w:cs="Times New Roman"/>
+          <w:b/>
+          <w:bCs/>
+          <w:sz w:val="28"/>
+          <w:szCs w:val="28"/>
+        </w:rPr>
+      </w:pPr>
+      <w:r>
+        <w:rPr>
+          <w:rFonts w:ascii="Times New Roman" w:hAnsi="Times New Roman" w:cs="Times New Roman"/>
+          <w:sz w:val="28"/>
+          <w:szCs w:val="28"/>
+        </w:rPr>
+        <w:br/>
+      </w:r>
+      <w:proofErr w:type="spellStart"/>
+      <w:r>
+        <w:rPr>
+          <w:rFonts w:ascii="Times New Roman" w:hAnsi="Times New Roman" w:cs="Times New Roman"/>
+          <w:b/>
+          <w:bCs/>
+          <w:sz w:val="28"/>
+          <w:szCs w:val="28"/>
+        </w:rPr>
+        <w:t>Enhancements</w:t>
+      </w:r>
+      <w:proofErr w:type="spellEnd"/>
+      <w:r>
+        <w:rPr>
+          <w:rFonts w:ascii="Times New Roman" w:hAnsi="Times New Roman" w:cs="Times New Roman"/>
+          <w:b/>
+          <w:bCs/>
+          <w:sz w:val="28"/>
+          <w:szCs w:val="28"/>
+        </w:rPr>
+        <w:t>:</w:t>
+      </w:r>
+    </w:p>
+    <w:p>
+      <w:pPr>
+        <w:pStyle w:val="aa"/>
+        <w:numPr>
+          <w:ilvl w:val="0"/>
+          <w:numId w:val="4"/>
+        </w:numPr>
+        <w:rPr>
+          <w:rFonts w:ascii="Times New Roman" w:hAnsi="Times New Roman" w:cs="Times New Roman"/>
+          <w:sz w:val="28"/>
+          <w:szCs w:val="28"/>
+          <w:lang w:val="en-US"/>
+        </w:rPr>
+      </w:pPr>
+      <w:r>
+        <w:rPr>
+          <w:rFonts w:ascii="Times New Roman" w:hAnsi="Times New Roman" w:cs="Times New Roman"/>
+          <w:sz w:val="28"/>
+          <w:szCs w:val="28"/>
+          <w:lang w:val="en-US"/>
+        </w:rPr>
+        <w:t>Added support for multiple interface languages: Russian, English, Hindi, Chinese (Simplified), German, Spanish, French.</w:t>
+      </w:r>
+    </w:p>
+    <w:p>
+      <w:pPr>
+        <w:rPr>
+          <w:rFonts w:ascii="Times New Roman" w:hAnsi="Times New Roman" w:cs="Times New Roman"/>
+          <w:sz w:val="28"/>
+          <w:szCs w:val="28"/>
+          <w:lang w:val="en-US"/>
+        </w:rPr>
+      </w:pPr>
+    </w:p>
+    <w:p>
+      <w:pPr>
+        <w:rPr>
+          <w:rFonts w:ascii="Times New Roman" w:hAnsi="Times New Roman" w:cs="Times New Roman"/>
+          <w:sz w:val="28"/>
+          <w:szCs w:val="28"/>
+          <w:lang w:val="en-US"/>
+        </w:rPr>
+      </w:pPr>
+    </w:p>
+    <w:p>
+      <w:pPr>
+        <w:rPr>
+          <w:rFonts w:ascii="Times New Roman" w:hAnsi="Times New Roman" w:cs="Times New Roman"/>
+          <w:sz w:val="32"/>
+          <w:szCs w:val="32"/>
+        </w:rPr>
+      </w:pPr>
+      <w:r>
+        <w:rPr>
+          <w:rFonts w:ascii="Times New Roman" w:hAnsi="Times New Roman" w:cs="Times New Roman"/>
+          <w:sz w:val="32"/>
+          <w:szCs w:val="32"/>
+        </w:rPr>
+        <w:t>3.4.0</w:t>
       </w:r>
     </w:p>
     <w:p>
@@ -12993,26 +12953,79 @@
           <w:rFonts w:ascii="Times New Roman" w:hAnsi="Times New Roman" w:cs="Times New Roman"/>
           <w:sz w:val="28"/>
           <w:szCs w:val="28"/>
-          <w:lang w:val="en-US"/>
-        </w:rPr>
-      </w:pPr>
-      <w:r>
-        <w:rPr>
-          <w:rFonts w:ascii="Times New Roman" w:hAnsi="Times New Roman" w:cs="Times New Roman"/>
-          <w:sz w:val="28"/>
-          <w:szCs w:val="28"/>
-          <w:lang w:val="en-US"/>
-        </w:rPr>
-        <w:t xml:space="preserve">Now, when working with macros, only one window is used (working field or editing). </w:t>
-      </w:r>
-      <w:r>
-        <w:rPr>
-          <w:rFonts w:ascii="Times New Roman" w:hAnsi="Times New Roman" w:cs="Times New Roman"/>
-          <w:sz w:val="28"/>
-          <w:szCs w:val="28"/>
-          <w:lang w:val="en-US"/>
-        </w:rPr>
-        <w:t>The unused window is hidden.</w:t>
+        </w:rPr>
+      </w:pPr>
+      <w:proofErr w:type="spellStart"/>
+      <w:r>
+        <w:rPr>
+          <w:rFonts w:ascii="Times New Roman" w:hAnsi="Times New Roman" w:cs="Times New Roman"/>
+          <w:sz w:val="28"/>
+          <w:szCs w:val="28"/>
+        </w:rPr>
+        <w:t>Modbus</w:t>
+      </w:r>
+      <w:proofErr w:type="spellEnd"/>
+      <w:r>
+        <w:rPr>
+          <w:rFonts w:ascii="Times New Roman" w:hAnsi="Times New Roman" w:cs="Times New Roman"/>
+          <w:sz w:val="28"/>
+          <w:szCs w:val="28"/>
+        </w:rPr>
+        <w:t xml:space="preserve">: </w:t>
+      </w:r>
+      <w:proofErr w:type="spellStart"/>
+      <w:r>
+        <w:rPr>
+          <w:rFonts w:ascii="Times New Roman" w:hAnsi="Times New Roman" w:cs="Times New Roman"/>
+          <w:sz w:val="28"/>
+          <w:szCs w:val="28"/>
+        </w:rPr>
+        <w:t>monitoring</w:t>
+      </w:r>
+      <w:proofErr w:type="spellEnd"/>
+      <w:r>
+        <w:rPr>
+          <w:rFonts w:ascii="Times New Roman" w:hAnsi="Times New Roman" w:cs="Times New Roman"/>
+          <w:sz w:val="28"/>
+          <w:szCs w:val="28"/>
+        </w:rPr>
+        <w:t xml:space="preserve"> </w:t>
+      </w:r>
+      <w:proofErr w:type="spellStart"/>
+      <w:r>
+        <w:rPr>
+          <w:rFonts w:ascii="Times New Roman" w:hAnsi="Times New Roman" w:cs="Times New Roman"/>
+          <w:sz w:val="28"/>
+          <w:szCs w:val="28"/>
+        </w:rPr>
+        <w:t>mode</w:t>
+      </w:r>
+      <w:proofErr w:type="spellEnd"/>
+      <w:r>
+        <w:rPr>
+          <w:rFonts w:ascii="Times New Roman" w:hAnsi="Times New Roman" w:cs="Times New Roman"/>
+          <w:sz w:val="28"/>
+          <w:szCs w:val="28"/>
+        </w:rPr>
+        <w:t xml:space="preserve"> </w:t>
+      </w:r>
+      <w:proofErr w:type="spellStart"/>
+      <w:r>
+        <w:rPr>
+          <w:rFonts w:ascii="Times New Roman" w:hAnsi="Times New Roman" w:cs="Times New Roman"/>
+          <w:sz w:val="28"/>
+          <w:szCs w:val="28"/>
+        </w:rPr>
+        <w:t>added</w:t>
+      </w:r>
+      <w:proofErr w:type="spellEnd"/>
+      <w:r>
+        <w:rPr>
+          <w:rFonts w:ascii="Times New Roman" w:hAnsi="Times New Roman" w:cs="Times New Roman"/>
+          <w:sz w:val="28"/>
+          <w:szCs w:val="28"/>
+        </w:rPr>
+        <w:t>.</w:t>
       </w:r>
     </w:p>
     <w:p>
@@ -13027,165 +13040,17 @@
           <w:rFonts w:ascii="Times New Roman" w:hAnsi="Times New Roman" w:cs="Times New Roman"/>
           <w:sz w:val="28"/>
           <w:szCs w:val="28"/>
-        </w:rPr>
-      </w:pPr>
-      <w:proofErr w:type="spellStart"/>
-      <w:r>
-        <w:rPr>
-          <w:rFonts w:ascii="Times New Roman" w:hAnsi="Times New Roman" w:cs="Times New Roman"/>
-          <w:sz w:val="28"/>
-          <w:szCs w:val="28"/>
-        </w:rPr>
-        <w:t>Refactoring</w:t>
-      </w:r>
-      <w:proofErr w:type="spellEnd"/>
-      <w:r>
-        <w:rPr>
-          <w:rFonts w:ascii="Times New Roman" w:hAnsi="Times New Roman" w:cs="Times New Roman"/>
-          <w:sz w:val="28"/>
-          <w:szCs w:val="28"/>
-        </w:rPr>
-        <w:t xml:space="preserve"> Unit </w:t>
-      </w:r>
-      <w:proofErr w:type="spellStart"/>
-      <w:r>
-        <w:rPr>
-          <w:rFonts w:ascii="Times New Roman" w:hAnsi="Times New Roman" w:cs="Times New Roman"/>
-          <w:sz w:val="28"/>
-          <w:szCs w:val="28"/>
-        </w:rPr>
-        <w:t>tests</w:t>
-      </w:r>
-      <w:proofErr w:type="spellEnd"/>
-      <w:r>
-        <w:rPr>
-          <w:rFonts w:ascii="Times New Roman" w:hAnsi="Times New Roman" w:cs="Times New Roman"/>
-          <w:sz w:val="28"/>
-          <w:szCs w:val="28"/>
-        </w:rPr>
-        <w:t>.</w:t>
-      </w:r>
-    </w:p>
-    <w:p>
-      <w:pPr>
-        <w:rPr>
-          <w:rFonts w:ascii="Times New Roman" w:hAnsi="Times New Roman" w:cs="Times New Roman"/>
-          <w:sz w:val="28"/>
-          <w:szCs w:val="28"/>
-        </w:rPr>
-      </w:pPr>
-    </w:p>
-    <w:p>
-      <w:pPr>
-        <w:rPr>
-          <w:rFonts w:ascii="Times New Roman" w:hAnsi="Times New Roman" w:cs="Times New Roman"/>
-          <w:sz w:val="28"/>
-          <w:szCs w:val="28"/>
-        </w:rPr>
-      </w:pPr>
-    </w:p>
-    <w:p>
-      <w:pPr>
-        <w:rPr>
-          <w:rFonts w:ascii="Times New Roman" w:hAnsi="Times New Roman" w:cs="Times New Roman"/>
-          <w:sz w:val="28"/>
-          <w:szCs w:val="28"/>
-        </w:rPr>
-      </w:pPr>
-    </w:p>
-    <w:p>
-      <w:pPr>
-        <w:rPr>
-          <w:rFonts w:ascii="Times New Roman" w:hAnsi="Times New Roman" w:cs="Times New Roman"/>
-          <w:sz w:val="28"/>
-          <w:szCs w:val="28"/>
-        </w:rPr>
-      </w:pPr>
-    </w:p>
-    <w:p>
-      <w:pPr>
-        <w:rPr>
-          <w:rFonts w:ascii="Times New Roman" w:hAnsi="Times New Roman" w:cs="Times New Roman"/>
-          <w:sz w:val="28"/>
-          <w:szCs w:val="28"/>
-        </w:rPr>
-      </w:pPr>
-    </w:p>
-    <w:p>
-      <w:pPr>
-        <w:rPr>
-          <w:rFonts w:ascii="Times New Roman" w:hAnsi="Times New Roman" w:cs="Times New Roman"/>
-          <w:sz w:val="28"/>
-          <w:szCs w:val="28"/>
-        </w:rPr>
-      </w:pPr>
-    </w:p>
-    <w:p>
-      <w:pPr>
-        <w:rPr>
-          <w:rFonts w:ascii="Times New Roman" w:hAnsi="Times New Roman" w:cs="Times New Roman"/>
-          <w:sz w:val="28"/>
-          <w:szCs w:val="28"/>
-        </w:rPr>
-      </w:pPr>
-    </w:p>
-    <w:p>
-      <w:pPr>
-        <w:rPr>
-          <w:rFonts w:ascii="Times New Roman" w:hAnsi="Times New Roman" w:cs="Times New Roman"/>
-          <w:sz w:val="32"/>
-          <w:szCs w:val="32"/>
-        </w:rPr>
-      </w:pPr>
-      <w:r>
-        <w:rPr>
-          <w:rFonts w:ascii="Times New Roman" w:hAnsi="Times New Roman" w:cs="Times New Roman"/>
-          <w:sz w:val="32"/>
-          <w:szCs w:val="32"/>
-        </w:rPr>
-        <w:lastRenderedPageBreak/>
-        <w:t>3.3.2</w:t>
-      </w:r>
-    </w:p>
-    <w:p>
-      <w:pPr>
-        <w:rPr>
-          <w:rFonts w:ascii="Times New Roman" w:hAnsi="Times New Roman" w:cs="Times New Roman"/>
-          <w:b/>
-          <w:bCs/>
-          <w:sz w:val="28"/>
-          <w:szCs w:val="28"/>
-        </w:rPr>
-      </w:pPr>
-      <w:r>
-        <w:rPr>
-          <w:rFonts w:ascii="Times New Roman" w:hAnsi="Times New Roman" w:cs="Times New Roman"/>
-          <w:sz w:val="28"/>
-          <w:szCs w:val="28"/>
-        </w:rPr>
-        <w:br/>
-      </w:r>
-      <w:proofErr w:type="spellStart"/>
-      <w:r>
-        <w:rPr>
-          <w:rFonts w:ascii="Times New Roman" w:hAnsi="Times New Roman" w:cs="Times New Roman"/>
-          <w:b/>
-          <w:bCs/>
-          <w:sz w:val="28"/>
-          <w:szCs w:val="28"/>
-        </w:rPr>
-        <w:t>Enhancements</w:t>
-      </w:r>
-      <w:proofErr w:type="spellEnd"/>
-      <w:r>
-        <w:rPr>
-          <w:rFonts w:ascii="Times New Roman" w:hAnsi="Times New Roman" w:cs="Times New Roman"/>
-          <w:b/>
-          <w:bCs/>
-          <w:sz w:val="28"/>
-          <w:szCs w:val="28"/>
-        </w:rPr>
-        <w:t>:</w:t>
+          <w:lang w:val="en-US"/>
+        </w:rPr>
+      </w:pPr>
+      <w:r>
+        <w:rPr>
+          <w:rFonts w:ascii="Times New Roman" w:hAnsi="Times New Roman" w:cs="Times New Roman"/>
+          <w:sz w:val="28"/>
+          <w:szCs w:val="28"/>
+          <w:lang w:val="en-US"/>
+        </w:rPr>
+        <w:t>Modbus scanner: added templates for polling functions.</w:t>
       </w:r>
     </w:p>
     <w:p>
@@ -13200,17 +13065,177 @@
           <w:rFonts w:ascii="Times New Roman" w:hAnsi="Times New Roman" w:cs="Times New Roman"/>
           <w:sz w:val="28"/>
           <w:szCs w:val="28"/>
-          <w:lang w:val="en-US"/>
-        </w:rPr>
-      </w:pPr>
-      <w:r>
-        <w:rPr>
-          <w:rFonts w:ascii="Times New Roman" w:hAnsi="Times New Roman" w:cs="Times New Roman"/>
-          <w:sz w:val="28"/>
-          <w:szCs w:val="28"/>
-          <w:lang w:val="en-US"/>
-        </w:rPr>
-        <w:t>Modbus: now if a timeout is triggered, the contents of the request are displayed.</w:t>
+        </w:rPr>
+      </w:pPr>
+      <w:proofErr w:type="spellStart"/>
+      <w:r>
+        <w:rPr>
+          <w:rFonts w:ascii="Times New Roman" w:hAnsi="Times New Roman" w:cs="Times New Roman"/>
+          <w:sz w:val="28"/>
+          <w:szCs w:val="28"/>
+        </w:rPr>
+        <w:t>Minor</w:t>
+      </w:r>
+      <w:proofErr w:type="spellEnd"/>
+      <w:r>
+        <w:rPr>
+          <w:rFonts w:ascii="Times New Roman" w:hAnsi="Times New Roman" w:cs="Times New Roman"/>
+          <w:sz w:val="28"/>
+          <w:szCs w:val="28"/>
+        </w:rPr>
+        <w:t xml:space="preserve"> </w:t>
+      </w:r>
+      <w:proofErr w:type="spellStart"/>
+      <w:r>
+        <w:rPr>
+          <w:rFonts w:ascii="Times New Roman" w:hAnsi="Times New Roman" w:cs="Times New Roman"/>
+          <w:sz w:val="28"/>
+          <w:szCs w:val="28"/>
+        </w:rPr>
+        <w:t>fixes</w:t>
+      </w:r>
+      <w:proofErr w:type="spellEnd"/>
+      <w:r>
+        <w:rPr>
+          <w:rFonts w:ascii="Times New Roman" w:hAnsi="Times New Roman" w:cs="Times New Roman"/>
+          <w:sz w:val="28"/>
+          <w:szCs w:val="28"/>
+        </w:rPr>
+        <w:t xml:space="preserve"> </w:t>
+      </w:r>
+      <w:proofErr w:type="spellStart"/>
+      <w:r>
+        <w:rPr>
+          <w:rFonts w:ascii="Times New Roman" w:hAnsi="Times New Roman" w:cs="Times New Roman"/>
+          <w:sz w:val="28"/>
+          <w:szCs w:val="28"/>
+        </w:rPr>
+        <w:t>and</w:t>
+      </w:r>
+      <w:proofErr w:type="spellEnd"/>
+      <w:r>
+        <w:rPr>
+          <w:rFonts w:ascii="Times New Roman" w:hAnsi="Times New Roman" w:cs="Times New Roman"/>
+          <w:sz w:val="28"/>
+          <w:szCs w:val="28"/>
+        </w:rPr>
+        <w:t xml:space="preserve"> </w:t>
+      </w:r>
+      <w:proofErr w:type="spellStart"/>
+      <w:r>
+        <w:rPr>
+          <w:rFonts w:ascii="Times New Roman" w:hAnsi="Times New Roman" w:cs="Times New Roman"/>
+          <w:sz w:val="28"/>
+          <w:szCs w:val="28"/>
+        </w:rPr>
+        <w:t>refactorings</w:t>
+      </w:r>
+      <w:proofErr w:type="spellEnd"/>
+      <w:r>
+        <w:rPr>
+          <w:rFonts w:ascii="Times New Roman" w:hAnsi="Times New Roman" w:cs="Times New Roman"/>
+          <w:sz w:val="28"/>
+          <w:szCs w:val="28"/>
+        </w:rPr>
+        <w:t>.</w:t>
+      </w:r>
+    </w:p>
+    <w:p>
+      <w:pPr>
+        <w:rPr>
+          <w:rFonts w:ascii="Times New Roman" w:hAnsi="Times New Roman" w:cs="Times New Roman"/>
+          <w:sz w:val="28"/>
+          <w:szCs w:val="28"/>
+        </w:rPr>
+      </w:pPr>
+    </w:p>
+    <w:p>
+      <w:pPr>
+        <w:rPr>
+          <w:rFonts w:ascii="Times New Roman" w:hAnsi="Times New Roman" w:cs="Times New Roman"/>
+          <w:sz w:val="28"/>
+          <w:szCs w:val="28"/>
+          <w:lang w:val="en-US"/>
+        </w:rPr>
+      </w:pPr>
+    </w:p>
+    <w:p>
+      <w:pPr>
+        <w:rPr>
+          <w:rFonts w:ascii="Times New Roman" w:hAnsi="Times New Roman" w:cs="Times New Roman"/>
+          <w:sz w:val="28"/>
+          <w:szCs w:val="28"/>
+          <w:lang w:val="en-US"/>
+        </w:rPr>
+      </w:pPr>
+    </w:p>
+    <w:p>
+      <w:pPr>
+        <w:rPr>
+          <w:rFonts w:ascii="Times New Roman" w:hAnsi="Times New Roman" w:cs="Times New Roman"/>
+          <w:sz w:val="28"/>
+          <w:szCs w:val="28"/>
+          <w:lang w:val="en-US"/>
+        </w:rPr>
+      </w:pPr>
+    </w:p>
+    <w:p>
+      <w:pPr>
+        <w:rPr>
+          <w:rFonts w:ascii="Times New Roman" w:hAnsi="Times New Roman" w:cs="Times New Roman"/>
+          <w:sz w:val="32"/>
+          <w:szCs w:val="32"/>
+        </w:rPr>
+      </w:pPr>
+      <w:r>
+        <w:rPr>
+          <w:rFonts w:ascii="Times New Roman" w:hAnsi="Times New Roman" w:cs="Times New Roman"/>
+          <w:sz w:val="32"/>
+          <w:szCs w:val="32"/>
+        </w:rPr>
+        <w:lastRenderedPageBreak/>
+        <w:t>3.3.3</w:t>
+      </w:r>
+    </w:p>
+    <w:p>
+      <w:pPr>
+        <w:rPr>
+          <w:rFonts w:ascii="Times New Roman" w:hAnsi="Times New Roman" w:cs="Times New Roman"/>
+          <w:b/>
+          <w:bCs/>
+          <w:sz w:val="28"/>
+          <w:szCs w:val="28"/>
+        </w:rPr>
+      </w:pPr>
+      <w:r>
+        <w:rPr>
+          <w:rFonts w:ascii="Times New Roman" w:hAnsi="Times New Roman" w:cs="Times New Roman"/>
+          <w:sz w:val="28"/>
+          <w:szCs w:val="28"/>
+        </w:rPr>
+        <w:br/>
+      </w:r>
+      <w:proofErr w:type="spellStart"/>
+      <w:r>
+        <w:rPr>
+          <w:rFonts w:ascii="Times New Roman" w:hAnsi="Times New Roman" w:cs="Times New Roman"/>
+          <w:b/>
+          <w:bCs/>
+          <w:sz w:val="28"/>
+          <w:szCs w:val="28"/>
+        </w:rPr>
+        <w:t>Enhancements</w:t>
+      </w:r>
+      <w:proofErr w:type="spellEnd"/>
+      <w:r>
+        <w:rPr>
+          <w:rFonts w:ascii="Times New Roman" w:hAnsi="Times New Roman" w:cs="Times New Roman"/>
+          <w:b/>
+          <w:bCs/>
+          <w:sz w:val="28"/>
+          <w:szCs w:val="28"/>
+        </w:rPr>
+        <w:t>:</w:t>
       </w:r>
     </w:p>
     <w:p>
@@ -13235,40 +13260,16 @@
           <w:szCs w:val="28"/>
           <w:lang w:val="en-US"/>
         </w:rPr>
-        <w:t>The functionality of the "About Application" window has been expanded.</w:t>
-      </w:r>
-    </w:p>
-    <w:p>
-      <w:pPr>
-        <w:spacing w:line="360" w:lineRule="auto"/>
-        <w:rPr>
-          <w:rFonts w:ascii="Times New Roman" w:hAnsi="Times New Roman" w:cs="Times New Roman"/>
-          <w:b/>
-          <w:bCs/>
-          <w:sz w:val="28"/>
-          <w:szCs w:val="28"/>
-        </w:rPr>
-      </w:pPr>
-      <w:r>
-        <w:rPr>
-          <w:rFonts w:ascii="Times New Roman" w:hAnsi="Times New Roman" w:cs="Times New Roman"/>
-          <w:b/>
-          <w:bCs/>
-          <w:sz w:val="28"/>
-          <w:szCs w:val="28"/>
-          <w:lang w:val="en-US"/>
-        </w:rPr>
-        <w:t>Bug fixes</w:t>
-      </w:r>
-      <w:r>
-        <w:rPr>
-          <w:rFonts w:ascii="Times New Roman" w:hAnsi="Times New Roman" w:cs="Times New Roman"/>
-          <w:b/>
-          <w:bCs/>
-          <w:sz w:val="28"/>
-          <w:szCs w:val="28"/>
-        </w:rPr>
-        <w:t>:</w:t>
+        <w:t xml:space="preserve">Now, when working with macros, only one window is used (working field or editing). </w:t>
+      </w:r>
+      <w:r>
+        <w:rPr>
+          <w:rFonts w:ascii="Times New Roman" w:hAnsi="Times New Roman" w:cs="Times New Roman"/>
+          <w:sz w:val="28"/>
+          <w:szCs w:val="28"/>
+          <w:lang w:val="en-US"/>
+        </w:rPr>
+        <w:t>The unused window is hidden.</w:t>
       </w:r>
     </w:p>
     <w:p>
@@ -13283,17 +13284,121 @@
           <w:rFonts w:ascii="Times New Roman" w:hAnsi="Times New Roman" w:cs="Times New Roman"/>
           <w:sz w:val="28"/>
           <w:szCs w:val="28"/>
-          <w:lang w:val="en-US"/>
-        </w:rPr>
-      </w:pPr>
-      <w:r>
-        <w:rPr>
-          <w:rFonts w:ascii="Times New Roman" w:hAnsi="Times New Roman" w:cs="Times New Roman"/>
-          <w:sz w:val="28"/>
-          <w:szCs w:val="28"/>
-          <w:lang w:val="en-US"/>
-        </w:rPr>
-        <w:t>Rare freeze when writing/reading Modbus.</w:t>
+        </w:rPr>
+      </w:pPr>
+      <w:proofErr w:type="spellStart"/>
+      <w:r>
+        <w:rPr>
+          <w:rFonts w:ascii="Times New Roman" w:hAnsi="Times New Roman" w:cs="Times New Roman"/>
+          <w:sz w:val="28"/>
+          <w:szCs w:val="28"/>
+        </w:rPr>
+        <w:t>Refactoring</w:t>
+      </w:r>
+      <w:proofErr w:type="spellEnd"/>
+      <w:r>
+        <w:rPr>
+          <w:rFonts w:ascii="Times New Roman" w:hAnsi="Times New Roman" w:cs="Times New Roman"/>
+          <w:sz w:val="28"/>
+          <w:szCs w:val="28"/>
+        </w:rPr>
+        <w:t xml:space="preserve"> Unit </w:t>
+      </w:r>
+      <w:proofErr w:type="spellStart"/>
+      <w:r>
+        <w:rPr>
+          <w:rFonts w:ascii="Times New Roman" w:hAnsi="Times New Roman" w:cs="Times New Roman"/>
+          <w:sz w:val="28"/>
+          <w:szCs w:val="28"/>
+        </w:rPr>
+        <w:t>tests</w:t>
+      </w:r>
+      <w:proofErr w:type="spellEnd"/>
+      <w:r>
+        <w:rPr>
+          <w:rFonts w:ascii="Times New Roman" w:hAnsi="Times New Roman" w:cs="Times New Roman"/>
+          <w:sz w:val="28"/>
+          <w:szCs w:val="28"/>
+        </w:rPr>
+        <w:t>.</w:t>
+      </w:r>
+    </w:p>
+    <w:p>
+      <w:pPr>
+        <w:rPr>
+          <w:rFonts w:ascii="Times New Roman" w:hAnsi="Times New Roman" w:cs="Times New Roman"/>
+          <w:sz w:val="28"/>
+          <w:szCs w:val="28"/>
+          <w:lang w:val="en-US"/>
+        </w:rPr>
+      </w:pPr>
+    </w:p>
+    <w:p>
+      <w:pPr>
+        <w:rPr>
+          <w:rFonts w:ascii="Times New Roman" w:hAnsi="Times New Roman" w:cs="Times New Roman"/>
+          <w:sz w:val="28"/>
+          <w:szCs w:val="28"/>
+          <w:lang w:val="en-US"/>
+        </w:rPr>
+      </w:pPr>
+    </w:p>
+    <w:p>
+      <w:pPr>
+        <w:rPr>
+          <w:rFonts w:ascii="Times New Roman" w:hAnsi="Times New Roman" w:cs="Times New Roman"/>
+          <w:sz w:val="32"/>
+          <w:szCs w:val="32"/>
+        </w:rPr>
+      </w:pPr>
+      <w:r>
+        <w:rPr>
+          <w:rFonts w:ascii="Times New Roman" w:hAnsi="Times New Roman" w:cs="Times New Roman"/>
+          <w:sz w:val="32"/>
+          <w:szCs w:val="32"/>
+        </w:rPr>
+        <w:t>3.3.2</w:t>
+      </w:r>
+    </w:p>
+    <w:p>
+      <w:pPr>
+        <w:rPr>
+          <w:rFonts w:ascii="Times New Roman" w:hAnsi="Times New Roman" w:cs="Times New Roman"/>
+          <w:b/>
+          <w:bCs/>
+          <w:sz w:val="28"/>
+          <w:szCs w:val="28"/>
+        </w:rPr>
+      </w:pPr>
+      <w:r>
+        <w:rPr>
+          <w:rFonts w:ascii="Times New Roman" w:hAnsi="Times New Roman" w:cs="Times New Roman"/>
+          <w:sz w:val="28"/>
+          <w:szCs w:val="28"/>
+        </w:rPr>
+        <w:br/>
+      </w:r>
+      <w:proofErr w:type="spellStart"/>
+      <w:r>
+        <w:rPr>
+          <w:rFonts w:ascii="Times New Roman" w:hAnsi="Times New Roman" w:cs="Times New Roman"/>
+          <w:b/>
+          <w:bCs/>
+          <w:sz w:val="28"/>
+          <w:szCs w:val="28"/>
+        </w:rPr>
+        <w:t>Enhancements</w:t>
+      </w:r>
+      <w:proofErr w:type="spellEnd"/>
+      <w:r>
+        <w:rPr>
+          <w:rFonts w:ascii="Times New Roman" w:hAnsi="Times New Roman" w:cs="Times New Roman"/>
+          <w:b/>
+          <w:bCs/>
+          <w:sz w:val="28"/>
+          <w:szCs w:val="28"/>
+        </w:rPr>
+        <w:t>:</w:t>
       </w:r>
     </w:p>
     <w:p>
@@ -13318,7 +13423,7 @@
           <w:szCs w:val="28"/>
           <w:lang w:val="en-US"/>
         </w:rPr>
-        <w:t>Continues cyclic polling if an error occurs.</w:t>
+        <w:t>Modbus: now if a timeout is triggered, the contents of the request are displayed.</w:t>
       </w:r>
     </w:p>
     <w:p>
@@ -13343,7 +13448,40 @@
           <w:szCs w:val="28"/>
           <w:lang w:val="en-US"/>
         </w:rPr>
-        <w:t>Incorrect display of the number of Modbus registers written after sending a macro command.</w:t>
+        <w:t>The functionality of the "About Application" window has been expanded.</w:t>
+      </w:r>
+    </w:p>
+    <w:p>
+      <w:pPr>
+        <w:spacing w:line="360" w:lineRule="auto"/>
+        <w:rPr>
+          <w:rFonts w:ascii="Times New Roman" w:hAnsi="Times New Roman" w:cs="Times New Roman"/>
+          <w:b/>
+          <w:bCs/>
+          <w:sz w:val="28"/>
+          <w:szCs w:val="28"/>
+        </w:rPr>
+      </w:pPr>
+      <w:r>
+        <w:rPr>
+          <w:rFonts w:ascii="Times New Roman" w:hAnsi="Times New Roman" w:cs="Times New Roman"/>
+          <w:b/>
+          <w:bCs/>
+          <w:sz w:val="28"/>
+          <w:szCs w:val="28"/>
+          <w:lang w:val="en-US"/>
+        </w:rPr>
+        <w:t>Bug fixes</w:t>
+      </w:r>
+      <w:r>
+        <w:rPr>
+          <w:rFonts w:ascii="Times New Roman" w:hAnsi="Times New Roman" w:cs="Times New Roman"/>
+          <w:b/>
+          <w:bCs/>
+          <w:sz w:val="28"/>
+          <w:szCs w:val="28"/>
+        </w:rPr>
+        <w:t>:</w:t>
       </w:r>
     </w:p>
     <w:p>
@@ -13368,7 +13506,7 @@
           <w:szCs w:val="28"/>
           <w:lang w:val="en-US"/>
         </w:rPr>
-        <w:t>When sending individual macro commands, a single Slave ID is not taken into account.</w:t>
+        <w:t>Rare freeze when writing/reading Modbus.</w:t>
       </w:r>
     </w:p>
     <w:p>
@@ -13393,6 +13531,81 @@
           <w:szCs w:val="28"/>
           <w:lang w:val="en-US"/>
         </w:rPr>
+        <w:t>Continues cyclic polling if an error occurs.</w:t>
+      </w:r>
+    </w:p>
+    <w:p>
+      <w:pPr>
+        <w:pStyle w:val="aa"/>
+        <w:numPr>
+          <w:ilvl w:val="0"/>
+          <w:numId w:val="11"/>
+        </w:numPr>
+        <w:spacing w:line="360" w:lineRule="auto"/>
+        <w:rPr>
+          <w:rFonts w:ascii="Times New Roman" w:hAnsi="Times New Roman" w:cs="Times New Roman"/>
+          <w:sz w:val="28"/>
+          <w:szCs w:val="28"/>
+          <w:lang w:val="en-US"/>
+        </w:rPr>
+      </w:pPr>
+      <w:r>
+        <w:rPr>
+          <w:rFonts w:ascii="Times New Roman" w:hAnsi="Times New Roman" w:cs="Times New Roman"/>
+          <w:sz w:val="28"/>
+          <w:szCs w:val="28"/>
+          <w:lang w:val="en-US"/>
+        </w:rPr>
+        <w:t>Incorrect display of the number of Modbus registers written after sending a macro command.</w:t>
+      </w:r>
+    </w:p>
+    <w:p>
+      <w:pPr>
+        <w:pStyle w:val="aa"/>
+        <w:numPr>
+          <w:ilvl w:val="0"/>
+          <w:numId w:val="11"/>
+        </w:numPr>
+        <w:spacing w:line="360" w:lineRule="auto"/>
+        <w:rPr>
+          <w:rFonts w:ascii="Times New Roman" w:hAnsi="Times New Roman" w:cs="Times New Roman"/>
+          <w:sz w:val="28"/>
+          <w:szCs w:val="28"/>
+          <w:lang w:val="en-US"/>
+        </w:rPr>
+      </w:pPr>
+      <w:r>
+        <w:rPr>
+          <w:rFonts w:ascii="Times New Roman" w:hAnsi="Times New Roman" w:cs="Times New Roman"/>
+          <w:sz w:val="28"/>
+          <w:szCs w:val="28"/>
+          <w:lang w:val="en-US"/>
+        </w:rPr>
+        <w:t>When sending individual macro commands, a single Slave ID is not taken into account.</w:t>
+      </w:r>
+    </w:p>
+    <w:p>
+      <w:pPr>
+        <w:pStyle w:val="aa"/>
+        <w:numPr>
+          <w:ilvl w:val="0"/>
+          <w:numId w:val="11"/>
+        </w:numPr>
+        <w:spacing w:line="360" w:lineRule="auto"/>
+        <w:rPr>
+          <w:rFonts w:ascii="Times New Roman" w:hAnsi="Times New Roman" w:cs="Times New Roman"/>
+          <w:sz w:val="28"/>
+          <w:szCs w:val="28"/>
+          <w:lang w:val="en-US"/>
+        </w:rPr>
+      </w:pPr>
+      <w:r>
+        <w:rPr>
+          <w:rFonts w:ascii="Times New Roman" w:hAnsi="Times New Roman" w:cs="Times New Roman"/>
+          <w:sz w:val="28"/>
+          <w:szCs w:val="28"/>
+          <w:lang w:val="en-US"/>
+        </w:rPr>
         <w:t>When using a single Slave ID, errors from the Slave ID fields of commands are taken into account in the macro.</w:t>
       </w:r>
     </w:p>
@@ -13403,6 +13616,7 @@
           <w:rFonts w:ascii="Times New Roman" w:hAnsi="Times New Roman" w:cs="Times New Roman"/>
           <w:sz w:val="28"/>
           <w:szCs w:val="28"/>
+          <w:lang w:val="en-US"/>
         </w:rPr>
       </w:pPr>
     </w:p>
@@ -13413,6 +13627,51 @@
           <w:rFonts w:ascii="Times New Roman" w:hAnsi="Times New Roman" w:cs="Times New Roman"/>
           <w:sz w:val="28"/>
           <w:szCs w:val="28"/>
+          <w:lang w:val="en-US"/>
+        </w:rPr>
+      </w:pPr>
+    </w:p>
+    <w:p>
+      <w:pPr>
+        <w:spacing w:line="360" w:lineRule="auto"/>
+        <w:rPr>
+          <w:rFonts w:ascii="Times New Roman" w:hAnsi="Times New Roman" w:cs="Times New Roman"/>
+          <w:sz w:val="28"/>
+          <w:szCs w:val="28"/>
+          <w:lang w:val="en-US"/>
+        </w:rPr>
+      </w:pPr>
+    </w:p>
+    <w:p>
+      <w:pPr>
+        <w:spacing w:line="360" w:lineRule="auto"/>
+        <w:rPr>
+          <w:rFonts w:ascii="Times New Roman" w:hAnsi="Times New Roman" w:cs="Times New Roman"/>
+          <w:sz w:val="28"/>
+          <w:szCs w:val="28"/>
+          <w:lang w:val="en-US"/>
+        </w:rPr>
+      </w:pPr>
+    </w:p>
+    <w:p>
+      <w:pPr>
+        <w:spacing w:line="360" w:lineRule="auto"/>
+        <w:rPr>
+          <w:rFonts w:ascii="Times New Roman" w:hAnsi="Times New Roman" w:cs="Times New Roman"/>
+          <w:sz w:val="28"/>
+          <w:szCs w:val="28"/>
+          <w:lang w:val="en-US"/>
+        </w:rPr>
+      </w:pPr>
+    </w:p>
+    <w:p>
+      <w:pPr>
+        <w:spacing w:line="360" w:lineRule="auto"/>
+        <w:rPr>
+          <w:rFonts w:ascii="Times New Roman" w:hAnsi="Times New Roman" w:cs="Times New Roman"/>
+          <w:sz w:val="28"/>
+          <w:szCs w:val="28"/>
+          <w:lang w:val="en-US"/>
         </w:rPr>
       </w:pPr>
     </w:p>
@@ -13432,6 +13691,7 @@
           <w:szCs w:val="32"/>
           <w:lang w:val="en-US"/>
         </w:rPr>
+        <w:lastRenderedPageBreak/>
         <w:t>3.3.1</w:t>
       </w:r>
     </w:p>
@@ -13549,38 +13809,6 @@
     </w:p>
     <w:p>
       <w:pPr>
-        <w:spacing w:line="360" w:lineRule="auto"/>
-        <w:rPr>
-          <w:rFonts w:ascii="Times New Roman" w:hAnsi="Times New Roman" w:cs="Times New Roman"/>
-          <w:sz w:val="28"/>
-          <w:szCs w:val="28"/>
-          <w:lang w:val="en-US"/>
-        </w:rPr>
-      </w:pPr>
-    </w:p>
-    <w:p>
-      <w:pPr>
-        <w:spacing w:line="360" w:lineRule="auto"/>
-        <w:rPr>
-          <w:rFonts w:ascii="Times New Roman" w:hAnsi="Times New Roman" w:cs="Times New Roman"/>
-          <w:sz w:val="28"/>
-          <w:szCs w:val="28"/>
-          <w:lang w:val="en-US"/>
-        </w:rPr>
-      </w:pPr>
-    </w:p>
-    <w:p>
-      <w:pPr>
-        <w:spacing w:line="360" w:lineRule="auto"/>
-        <w:rPr>
-          <w:rFonts w:ascii="Times New Roman" w:hAnsi="Times New Roman" w:cs="Times New Roman"/>
-          <w:sz w:val="28"/>
-          <w:szCs w:val="28"/>
-        </w:rPr>
-      </w:pPr>
-    </w:p>
-    <w:p>
-      <w:pPr>
         <w:rPr>
           <w:rFonts w:ascii="Times New Roman" w:hAnsi="Times New Roman" w:cs="Times New Roman"/>
           <w:sz w:val="32"/>
@@ -13595,7 +13823,6 @@
           <w:szCs w:val="32"/>
           <w:lang w:val="en-US"/>
         </w:rPr>
-        <w:lastRenderedPageBreak/>
         <w:t>3.3.0</w:t>
       </w:r>
     </w:p>
@@ -13967,15 +14194,17 @@
           <w:rFonts w:ascii="Times New Roman" w:hAnsi="Times New Roman" w:cs="Times New Roman"/>
           <w:sz w:val="28"/>
           <w:szCs w:val="28"/>
-        </w:rPr>
-      </w:pPr>
-    </w:p>
-    <w:p>
-      <w:pPr>
-        <w:rPr>
-          <w:rFonts w:ascii="Times New Roman" w:hAnsi="Times New Roman" w:cs="Times New Roman"/>
-          <w:sz w:val="28"/>
-          <w:szCs w:val="28"/>
+          <w:lang w:val="en-US"/>
+        </w:rPr>
+      </w:pPr>
+    </w:p>
+    <w:p>
+      <w:pPr>
+        <w:rPr>
+          <w:rFonts w:ascii="Times New Roman" w:hAnsi="Times New Roman" w:cs="Times New Roman"/>
+          <w:sz w:val="28"/>
+          <w:szCs w:val="28"/>
+          <w:lang w:val="en-US"/>
         </w:rPr>
       </w:pPr>
     </w:p>
@@ -13993,6 +14222,7 @@
           <w:sz w:val="32"/>
           <w:szCs w:val="32"/>
         </w:rPr>
+        <w:lastRenderedPageBreak/>
         <w:t>3.2.0</w:t>
       </w:r>
     </w:p>
@@ -14181,15 +14411,34 @@
           <w:rFonts w:ascii="Times New Roman" w:hAnsi="Times New Roman" w:cs="Times New Roman"/>
           <w:sz w:val="32"/>
           <w:szCs w:val="32"/>
-        </w:rPr>
-      </w:pPr>
-      <w:r>
+          <w:lang w:val="en-US"/>
+        </w:rPr>
+      </w:pPr>
+    </w:p>
+    <w:p>
+      <w:pPr>
         <w:rPr>
           <w:rFonts w:ascii="Times New Roman" w:hAnsi="Times New Roman" w:cs="Times New Roman"/>
           <w:sz w:val="32"/>
           <w:szCs w:val="32"/>
-        </w:rPr>
-        <w:lastRenderedPageBreak/>
+          <w:lang w:val="en-US"/>
+        </w:rPr>
+      </w:pPr>
+    </w:p>
+    <w:p>
+      <w:pPr>
+        <w:rPr>
+          <w:rFonts w:ascii="Times New Roman" w:hAnsi="Times New Roman" w:cs="Times New Roman"/>
+          <w:sz w:val="32"/>
+          <w:szCs w:val="32"/>
+        </w:rPr>
+      </w:pPr>
+      <w:r>
+        <w:rPr>
+          <w:rFonts w:ascii="Times New Roman" w:hAnsi="Times New Roman" w:cs="Times New Roman"/>
+          <w:sz w:val="32"/>
+          <w:szCs w:val="32"/>
+        </w:rPr>
         <w:t>3.1.0</w:t>
       </w:r>
     </w:p>
@@ -14470,15 +14719,97 @@
           <w:rFonts w:ascii="Times New Roman" w:hAnsi="Times New Roman" w:cs="Times New Roman"/>
           <w:sz w:val="28"/>
           <w:szCs w:val="28"/>
-        </w:rPr>
-      </w:pPr>
-    </w:p>
-    <w:p>
-      <w:pPr>
-        <w:rPr>
-          <w:rFonts w:ascii="Times New Roman" w:hAnsi="Times New Roman" w:cs="Times New Roman"/>
-          <w:sz w:val="28"/>
-          <w:szCs w:val="28"/>
+          <w:lang w:val="en-US"/>
+        </w:rPr>
+      </w:pPr>
+    </w:p>
+    <w:p>
+      <w:pPr>
+        <w:rPr>
+          <w:rFonts w:ascii="Times New Roman" w:hAnsi="Times New Roman" w:cs="Times New Roman"/>
+          <w:sz w:val="28"/>
+          <w:szCs w:val="28"/>
+          <w:lang w:val="en-US"/>
+        </w:rPr>
+      </w:pPr>
+    </w:p>
+    <w:p>
+      <w:pPr>
+        <w:rPr>
+          <w:rFonts w:ascii="Times New Roman" w:hAnsi="Times New Roman" w:cs="Times New Roman"/>
+          <w:sz w:val="28"/>
+          <w:szCs w:val="28"/>
+          <w:lang w:val="en-US"/>
+        </w:rPr>
+      </w:pPr>
+    </w:p>
+    <w:p>
+      <w:pPr>
+        <w:rPr>
+          <w:rFonts w:ascii="Times New Roman" w:hAnsi="Times New Roman" w:cs="Times New Roman"/>
+          <w:sz w:val="28"/>
+          <w:szCs w:val="28"/>
+          <w:lang w:val="en-US"/>
+        </w:rPr>
+      </w:pPr>
+    </w:p>
+    <w:p>
+      <w:pPr>
+        <w:rPr>
+          <w:rFonts w:ascii="Times New Roman" w:hAnsi="Times New Roman" w:cs="Times New Roman"/>
+          <w:sz w:val="28"/>
+          <w:szCs w:val="28"/>
+          <w:lang w:val="en-US"/>
+        </w:rPr>
+      </w:pPr>
+    </w:p>
+    <w:p>
+      <w:pPr>
+        <w:rPr>
+          <w:rFonts w:ascii="Times New Roman" w:hAnsi="Times New Roman" w:cs="Times New Roman"/>
+          <w:sz w:val="28"/>
+          <w:szCs w:val="28"/>
+          <w:lang w:val="en-US"/>
+        </w:rPr>
+      </w:pPr>
+    </w:p>
+    <w:p>
+      <w:pPr>
+        <w:rPr>
+          <w:rFonts w:ascii="Times New Roman" w:hAnsi="Times New Roman" w:cs="Times New Roman"/>
+          <w:sz w:val="28"/>
+          <w:szCs w:val="28"/>
+          <w:lang w:val="en-US"/>
+        </w:rPr>
+      </w:pPr>
+    </w:p>
+    <w:p>
+      <w:pPr>
+        <w:rPr>
+          <w:rFonts w:ascii="Times New Roman" w:hAnsi="Times New Roman" w:cs="Times New Roman"/>
+          <w:sz w:val="28"/>
+          <w:szCs w:val="28"/>
+          <w:lang w:val="en-US"/>
+        </w:rPr>
+      </w:pPr>
+    </w:p>
+    <w:p>
+      <w:pPr>
+        <w:rPr>
+          <w:rFonts w:ascii="Times New Roman" w:hAnsi="Times New Roman" w:cs="Times New Roman"/>
+          <w:sz w:val="28"/>
+          <w:szCs w:val="28"/>
+          <w:lang w:val="en-US"/>
+        </w:rPr>
+      </w:pPr>
+    </w:p>
+    <w:p>
+      <w:pPr>
+        <w:rPr>
+          <w:rFonts w:ascii="Times New Roman" w:hAnsi="Times New Roman" w:cs="Times New Roman"/>
+          <w:sz w:val="28"/>
+          <w:szCs w:val="28"/>
+          <w:lang w:val="en-US"/>
         </w:rPr>
       </w:pPr>
     </w:p>
@@ -14496,6 +14827,7 @@
           <w:sz w:val="32"/>
           <w:szCs w:val="32"/>
         </w:rPr>
+        <w:lastRenderedPageBreak/>
         <w:t>3.0.0</w:t>
       </w:r>
     </w:p>
@@ -14821,15 +15153,17 @@
           <w:rFonts w:ascii="Times New Roman" w:hAnsi="Times New Roman" w:cs="Times New Roman"/>
           <w:sz w:val="28"/>
           <w:szCs w:val="28"/>
-        </w:rPr>
-      </w:pPr>
-    </w:p>
-    <w:p>
-      <w:pPr>
-        <w:rPr>
-          <w:rFonts w:ascii="Times New Roman" w:hAnsi="Times New Roman" w:cs="Times New Roman"/>
-          <w:sz w:val="28"/>
-          <w:szCs w:val="28"/>
+          <w:lang w:val="en-US"/>
+        </w:rPr>
+      </w:pPr>
+    </w:p>
+    <w:p>
+      <w:pPr>
+        <w:rPr>
+          <w:rFonts w:ascii="Times New Roman" w:hAnsi="Times New Roman" w:cs="Times New Roman"/>
+          <w:sz w:val="28"/>
+          <w:szCs w:val="28"/>
+          <w:lang w:val="en-US"/>
         </w:rPr>
       </w:pPr>
     </w:p>

--- a/Documentation/UserManual_en.docx
+++ b/Documentation/UserManual_en.docx
@@ -213,8 +213,9 @@
           <w:bCs/>
           <w:sz w:val="40"/>
           <w:szCs w:val="40"/>
-        </w:rPr>
-        <w:t>1</w:t>
+          <w:lang w:val="en-US"/>
+        </w:rPr>
+        <w:t>2</w:t>
       </w:r>
       <w:r>
         <w:rPr>
@@ -497,7 +498,7 @@
             </w:rPr>
             <w:fldChar w:fldCharType="separate"/>
           </w:r>
-          <w:hyperlink w:anchor="_Toc228982727" w:history="1">
+          <w:hyperlink w:anchor="_Toc236663956" w:history="1">
             <w:r>
               <w:rPr>
                 <w:rStyle w:val="a7"/>
@@ -526,7 +527,7 @@
                 <w:noProof/>
                 <w:webHidden/>
               </w:rPr>
-              <w:instrText xml:space="preserve"> PAGEREF _Toc228982727 \h </w:instrText>
+              <w:instrText xml:space="preserve"> PAGEREF _Toc236663956 \h </w:instrText>
             </w:r>
             <w:r>
               <w:rPr>
@@ -573,7 +574,7 @@
               <w14:ligatures w14:val="standardContextual"/>
             </w:rPr>
           </w:pPr>
-          <w:hyperlink w:anchor="_Toc228982728" w:history="1">
+          <w:hyperlink w:anchor="_Toc236663957" w:history="1">
             <w:r>
               <w:rPr>
                 <w:rStyle w:val="a7"/>
@@ -602,7 +603,7 @@
                 <w:noProof/>
                 <w:webHidden/>
               </w:rPr>
-              <w:instrText xml:space="preserve"> PAGEREF _Toc228982728 \h </w:instrText>
+              <w:instrText xml:space="preserve"> PAGEREF _Toc236663957 \h </w:instrText>
             </w:r>
             <w:r>
               <w:rPr>
@@ -649,7 +650,7 @@
               <w14:ligatures w14:val="standardContextual"/>
             </w:rPr>
           </w:pPr>
-          <w:hyperlink w:anchor="_Toc228982729" w:history="1">
+          <w:hyperlink w:anchor="_Toc236663958" w:history="1">
             <w:r>
               <w:rPr>
                 <w:rStyle w:val="a7"/>
@@ -678,7 +679,7 @@
                 <w:noProof/>
                 <w:webHidden/>
               </w:rPr>
-              <w:instrText xml:space="preserve"> PAGEREF _Toc228982729 \h </w:instrText>
+              <w:instrText xml:space="preserve"> PAGEREF _Toc236663958 \h </w:instrText>
             </w:r>
             <w:r>
               <w:rPr>
@@ -725,7 +726,7 @@
               <w14:ligatures w14:val="standardContextual"/>
             </w:rPr>
           </w:pPr>
-          <w:hyperlink w:anchor="_Toc228982730" w:history="1">
+          <w:hyperlink w:anchor="_Toc236663959" w:history="1">
             <w:r>
               <w:rPr>
                 <w:rStyle w:val="a7"/>
@@ -754,7 +755,7 @@
                 <w:noProof/>
                 <w:webHidden/>
               </w:rPr>
-              <w:instrText xml:space="preserve"> PAGEREF _Toc228982730 \h </w:instrText>
+              <w:instrText xml:space="preserve"> PAGEREF _Toc236663959 \h </w:instrText>
             </w:r>
             <w:r>
               <w:rPr>
@@ -801,7 +802,7 @@
               <w14:ligatures w14:val="standardContextual"/>
             </w:rPr>
           </w:pPr>
-          <w:hyperlink w:anchor="_Toc228982731" w:history="1">
+          <w:hyperlink w:anchor="_Toc236663960" w:history="1">
             <w:r>
               <w:rPr>
                 <w:rStyle w:val="a7"/>
@@ -830,7 +831,7 @@
                 <w:noProof/>
                 <w:webHidden/>
               </w:rPr>
-              <w:instrText xml:space="preserve"> PAGEREF _Toc228982731 \h </w:instrText>
+              <w:instrText xml:space="preserve"> PAGEREF _Toc236663960 \h </w:instrText>
             </w:r>
             <w:r>
               <w:rPr>
@@ -877,7 +878,7 @@
               <w14:ligatures w14:val="standardContextual"/>
             </w:rPr>
           </w:pPr>
-          <w:hyperlink w:anchor="_Toc228982732" w:history="1">
+          <w:hyperlink w:anchor="_Toc236663961" w:history="1">
             <w:r>
               <w:rPr>
                 <w:rStyle w:val="a7"/>
@@ -906,7 +907,7 @@
                 <w:noProof/>
                 <w:webHidden/>
               </w:rPr>
-              <w:instrText xml:space="preserve"> PAGEREF _Toc228982732 \h </w:instrText>
+              <w:instrText xml:space="preserve"> PAGEREF _Toc236663961 \h </w:instrText>
             </w:r>
             <w:r>
               <w:rPr>
@@ -953,7 +954,7 @@
               <w14:ligatures w14:val="standardContextual"/>
             </w:rPr>
           </w:pPr>
-          <w:hyperlink w:anchor="_Toc228982733" w:history="1">
+          <w:hyperlink w:anchor="_Toc236663962" w:history="1">
             <w:r>
               <w:rPr>
                 <w:rStyle w:val="a7"/>
@@ -982,7 +983,7 @@
                 <w:noProof/>
                 <w:webHidden/>
               </w:rPr>
-              <w:instrText xml:space="preserve"> PAGEREF _Toc228982733 \h </w:instrText>
+              <w:instrText xml:space="preserve"> PAGEREF _Toc236663962 \h </w:instrText>
             </w:r>
             <w:r>
               <w:rPr>
@@ -1029,7 +1030,7 @@
               <w14:ligatures w14:val="standardContextual"/>
             </w:rPr>
           </w:pPr>
-          <w:hyperlink w:anchor="_Toc228982734" w:history="1">
+          <w:hyperlink w:anchor="_Toc236663963" w:history="1">
             <w:r>
               <w:rPr>
                 <w:rStyle w:val="a7"/>
@@ -1058,7 +1059,7 @@
                 <w:noProof/>
                 <w:webHidden/>
               </w:rPr>
-              <w:instrText xml:space="preserve"> PAGEREF _Toc228982734 \h </w:instrText>
+              <w:instrText xml:space="preserve"> PAGEREF _Toc236663963 \h </w:instrText>
             </w:r>
             <w:r>
               <w:rPr>
@@ -1105,7 +1106,7 @@
               <w14:ligatures w14:val="standardContextual"/>
             </w:rPr>
           </w:pPr>
-          <w:hyperlink w:anchor="_Toc228982735" w:history="1">
+          <w:hyperlink w:anchor="_Toc236663964" w:history="1">
             <w:r>
               <w:rPr>
                 <w:rStyle w:val="a7"/>
@@ -1134,7 +1135,7 @@
                 <w:noProof/>
                 <w:webHidden/>
               </w:rPr>
-              <w:instrText xml:space="preserve"> PAGEREF _Toc228982735 \h </w:instrText>
+              <w:instrText xml:space="preserve"> PAGEREF _Toc236663964 \h </w:instrText>
             </w:r>
             <w:r>
               <w:rPr>
@@ -1181,14 +1182,23 @@
               <w14:ligatures w14:val="standardContextual"/>
             </w:rPr>
           </w:pPr>
-          <w:hyperlink w:anchor="_Toc228982736" w:history="1">
+          <w:hyperlink w:anchor="_Toc236663965" w:history="1">
             <w:r>
               <w:rPr>
                 <w:rStyle w:val="a7"/>
                 <w:rFonts w:ascii="Times New Roman" w:hAnsi="Times New Roman" w:cs="Times New Roman"/>
                 <w:noProof/>
               </w:rPr>
-              <w:t>0x05 Write one flag</w:t>
+              <w:t xml:space="preserve">0x05 </w:t>
+            </w:r>
+            <w:r>
+              <w:rPr>
+                <w:rStyle w:val="a7"/>
+                <w:rFonts w:ascii="Times New Roman" w:hAnsi="Times New Roman" w:cs="Times New Roman"/>
+                <w:noProof/>
+                <w:lang w:val="en-US"/>
+              </w:rPr>
+              <w:t>Write one flag</w:t>
             </w:r>
             <w:r>
               <w:rPr>
@@ -1209,7 +1219,7 @@
                 <w:noProof/>
                 <w:webHidden/>
               </w:rPr>
-              <w:instrText xml:space="preserve"> PAGEREF _Toc228982736 \h </w:instrText>
+              <w:instrText xml:space="preserve"> PAGEREF _Toc236663965 \h </w:instrText>
             </w:r>
             <w:r>
               <w:rPr>
@@ -1256,14 +1266,23 @@
               <w14:ligatures w14:val="standardContextual"/>
             </w:rPr>
           </w:pPr>
-          <w:hyperlink w:anchor="_Toc228982737" w:history="1">
+          <w:hyperlink w:anchor="_Toc236663966" w:history="1">
             <w:r>
               <w:rPr>
                 <w:rStyle w:val="a7"/>
                 <w:rFonts w:ascii="Times New Roman" w:hAnsi="Times New Roman" w:cs="Times New Roman"/>
                 <w:noProof/>
               </w:rPr>
-              <w:t>0x0F Write multiple flags</w:t>
+              <w:t xml:space="preserve">0x0F </w:t>
+            </w:r>
+            <w:r>
+              <w:rPr>
+                <w:rStyle w:val="a7"/>
+                <w:rFonts w:ascii="Times New Roman" w:hAnsi="Times New Roman" w:cs="Times New Roman"/>
+                <w:noProof/>
+                <w:lang w:val="en-US"/>
+              </w:rPr>
+              <w:t>Write multiple flags</w:t>
             </w:r>
             <w:r>
               <w:rPr>
@@ -1284,7 +1303,7 @@
                 <w:noProof/>
                 <w:webHidden/>
               </w:rPr>
-              <w:instrText xml:space="preserve"> PAGEREF _Toc228982737 \h </w:instrText>
+              <w:instrText xml:space="preserve"> PAGEREF _Toc236663966 \h </w:instrText>
             </w:r>
             <w:r>
               <w:rPr>
@@ -1331,14 +1350,23 @@
               <w14:ligatures w14:val="standardContextual"/>
             </w:rPr>
           </w:pPr>
-          <w:hyperlink w:anchor="_Toc228982738" w:history="1">
+          <w:hyperlink w:anchor="_Toc236663967" w:history="1">
             <w:r>
               <w:rPr>
                 <w:rStyle w:val="a7"/>
                 <w:rFonts w:ascii="Times New Roman" w:hAnsi="Times New Roman" w:cs="Times New Roman"/>
                 <w:noProof/>
               </w:rPr>
-              <w:t>0x06 Write one register</w:t>
+              <w:t xml:space="preserve">0x06 </w:t>
+            </w:r>
+            <w:r>
+              <w:rPr>
+                <w:rStyle w:val="a7"/>
+                <w:rFonts w:ascii="Times New Roman" w:hAnsi="Times New Roman" w:cs="Times New Roman"/>
+                <w:noProof/>
+                <w:lang w:val="en-US"/>
+              </w:rPr>
+              <w:t>Write one register</w:t>
             </w:r>
             <w:r>
               <w:rPr>
@@ -1359,7 +1387,7 @@
                 <w:noProof/>
                 <w:webHidden/>
               </w:rPr>
-              <w:instrText xml:space="preserve"> PAGEREF _Toc228982738 \h </w:instrText>
+              <w:instrText xml:space="preserve"> PAGEREF _Toc236663967 \h </w:instrText>
             </w:r>
             <w:r>
               <w:rPr>
@@ -1406,7 +1434,7 @@
               <w14:ligatures w14:val="standardContextual"/>
             </w:rPr>
           </w:pPr>
-          <w:hyperlink w:anchor="_Toc228982739" w:history="1">
+          <w:hyperlink w:anchor="_Toc236663968" w:history="1">
             <w:r>
               <w:rPr>
                 <w:rStyle w:val="a7"/>
@@ -1435,7 +1463,7 @@
                 <w:noProof/>
                 <w:webHidden/>
               </w:rPr>
-              <w:instrText xml:space="preserve"> PAGEREF _Toc228982739 \h </w:instrText>
+              <w:instrText xml:space="preserve"> PAGEREF _Toc236663968 \h </w:instrText>
             </w:r>
             <w:r>
               <w:rPr>
@@ -1482,7 +1510,7 @@
               <w14:ligatures w14:val="standardContextual"/>
             </w:rPr>
           </w:pPr>
-          <w:hyperlink w:anchor="_Toc228982740" w:history="1">
+          <w:hyperlink w:anchor="_Toc236663969" w:history="1">
             <w:r>
               <w:rPr>
                 <w:rStyle w:val="a7"/>
@@ -1511,7 +1539,7 @@
                 <w:noProof/>
                 <w:webHidden/>
               </w:rPr>
-              <w:instrText xml:space="preserve"> PAGEREF _Toc228982740 \h </w:instrText>
+              <w:instrText xml:space="preserve"> PAGEREF _Toc236663969 \h </w:instrText>
             </w:r>
             <w:r>
               <w:rPr>
@@ -1558,7 +1586,7 @@
               <w14:ligatures w14:val="standardContextual"/>
             </w:rPr>
           </w:pPr>
-          <w:hyperlink w:anchor="_Toc228982741" w:history="1">
+          <w:hyperlink w:anchor="_Toc236663970" w:history="1">
             <w:r>
               <w:rPr>
                 <w:rStyle w:val="a7"/>
@@ -1587,7 +1615,7 @@
                 <w:noProof/>
                 <w:webHidden/>
               </w:rPr>
-              <w:instrText xml:space="preserve"> PAGEREF _Toc228982741 \h </w:instrText>
+              <w:instrText xml:space="preserve"> PAGEREF _Toc236663970 \h </w:instrText>
             </w:r>
             <w:r>
               <w:rPr>
@@ -1634,7 +1662,7 @@
               <w14:ligatures w14:val="standardContextual"/>
             </w:rPr>
           </w:pPr>
-          <w:hyperlink w:anchor="_Toc228982742" w:history="1">
+          <w:hyperlink w:anchor="_Toc236663971" w:history="1">
             <w:r>
               <w:rPr>
                 <w:rStyle w:val="a7"/>
@@ -1663,7 +1691,7 @@
                 <w:noProof/>
                 <w:webHidden/>
               </w:rPr>
-              <w:instrText xml:space="preserve"> PAGEREF _Toc228982742 \h </w:instrText>
+              <w:instrText xml:space="preserve"> PAGEREF _Toc236663971 \h </w:instrText>
             </w:r>
             <w:r>
               <w:rPr>
@@ -1710,7 +1738,7 @@
               <w14:ligatures w14:val="standardContextual"/>
             </w:rPr>
           </w:pPr>
-          <w:hyperlink w:anchor="_Toc228982743" w:history="1">
+          <w:hyperlink w:anchor="_Toc236663972" w:history="1">
             <w:r>
               <w:rPr>
                 <w:rStyle w:val="a7"/>
@@ -1739,7 +1767,7 @@
                 <w:noProof/>
                 <w:webHidden/>
               </w:rPr>
-              <w:instrText xml:space="preserve"> PAGEREF _Toc228982743 \h </w:instrText>
+              <w:instrText xml:space="preserve"> PAGEREF _Toc236663972 \h </w:instrText>
             </w:r>
             <w:r>
               <w:rPr>
@@ -1786,7 +1814,7 @@
               <w14:ligatures w14:val="standardContextual"/>
             </w:rPr>
           </w:pPr>
-          <w:hyperlink w:anchor="_Toc228982744" w:history="1">
+          <w:hyperlink w:anchor="_Toc236663973" w:history="1">
             <w:r>
               <w:rPr>
                 <w:rStyle w:val="a7"/>
@@ -1815,7 +1843,7 @@
                 <w:noProof/>
                 <w:webHidden/>
               </w:rPr>
-              <w:instrText xml:space="preserve"> PAGEREF _Toc228982744 \h </w:instrText>
+              <w:instrText xml:space="preserve"> PAGEREF _Toc236663973 \h </w:instrText>
             </w:r>
             <w:r>
               <w:rPr>
@@ -1862,7 +1890,7 @@
               <w14:ligatures w14:val="standardContextual"/>
             </w:rPr>
           </w:pPr>
-          <w:hyperlink w:anchor="_Toc228982745" w:history="1">
+          <w:hyperlink w:anchor="_Toc236663974" w:history="1">
             <w:r>
               <w:rPr>
                 <w:rStyle w:val="a7"/>
@@ -1891,7 +1919,7 @@
                 <w:noProof/>
                 <w:webHidden/>
               </w:rPr>
-              <w:instrText xml:space="preserve"> PAGEREF _Toc228982745 \h </w:instrText>
+              <w:instrText xml:space="preserve"> PAGEREF _Toc236663974 \h </w:instrText>
             </w:r>
             <w:r>
               <w:rPr>
@@ -1938,7 +1966,7 @@
               <w14:ligatures w14:val="standardContextual"/>
             </w:rPr>
           </w:pPr>
-          <w:hyperlink w:anchor="_Toc228982746" w:history="1">
+          <w:hyperlink w:anchor="_Toc236663975" w:history="1">
             <w:r>
               <w:rPr>
                 <w:rStyle w:val="a7"/>
@@ -1967,7 +1995,7 @@
                 <w:noProof/>
                 <w:webHidden/>
               </w:rPr>
-              <w:instrText xml:space="preserve"> PAGEREF _Toc228982746 \h </w:instrText>
+              <w:instrText xml:space="preserve"> PAGEREF _Toc236663975 \h </w:instrText>
             </w:r>
             <w:r>
               <w:rPr>
@@ -2014,7 +2042,7 @@
               <w14:ligatures w14:val="standardContextual"/>
             </w:rPr>
           </w:pPr>
-          <w:hyperlink w:anchor="_Toc228982747" w:history="1">
+          <w:hyperlink w:anchor="_Toc236663976" w:history="1">
             <w:r>
               <w:rPr>
                 <w:rStyle w:val="a7"/>
@@ -2043,7 +2071,7 @@
                 <w:noProof/>
                 <w:webHidden/>
               </w:rPr>
-              <w:instrText xml:space="preserve"> PAGEREF _Toc228982747 \h </w:instrText>
+              <w:instrText xml:space="preserve"> PAGEREF _Toc236663976 \h </w:instrText>
             </w:r>
             <w:r>
               <w:rPr>
@@ -2090,7 +2118,7 @@
               <w14:ligatures w14:val="standardContextual"/>
             </w:rPr>
           </w:pPr>
-          <w:hyperlink w:anchor="_Toc228982748" w:history="1">
+          <w:hyperlink w:anchor="_Toc236663977" w:history="1">
             <w:r>
               <w:rPr>
                 <w:rStyle w:val="a7"/>
@@ -2119,7 +2147,7 @@
                 <w:noProof/>
                 <w:webHidden/>
               </w:rPr>
-              <w:instrText xml:space="preserve"> PAGEREF _Toc228982748 \h </w:instrText>
+              <w:instrText xml:space="preserve"> PAGEREF _Toc236663977 \h </w:instrText>
             </w:r>
             <w:r>
               <w:rPr>
@@ -2166,7 +2194,7 @@
               <w14:ligatures w14:val="standardContextual"/>
             </w:rPr>
           </w:pPr>
-          <w:hyperlink w:anchor="_Toc228982749" w:history="1">
+          <w:hyperlink w:anchor="_Toc236663978" w:history="1">
             <w:r>
               <w:rPr>
                 <w:rStyle w:val="a7"/>
@@ -2195,7 +2223,7 @@
                 <w:noProof/>
                 <w:webHidden/>
               </w:rPr>
-              <w:instrText xml:space="preserve"> PAGEREF _Toc228982749 \h </w:instrText>
+              <w:instrText xml:space="preserve"> PAGEREF _Toc236663978 \h </w:instrText>
             </w:r>
             <w:r>
               <w:rPr>
@@ -2242,7 +2270,7 @@
               <w14:ligatures w14:val="standardContextual"/>
             </w:rPr>
           </w:pPr>
-          <w:hyperlink w:anchor="_Toc228982750" w:history="1">
+          <w:hyperlink w:anchor="_Toc236663979" w:history="1">
             <w:r>
               <w:rPr>
                 <w:rStyle w:val="a7"/>
@@ -2271,7 +2299,7 @@
                 <w:noProof/>
                 <w:webHidden/>
               </w:rPr>
-              <w:instrText xml:space="preserve"> PAGEREF _Toc228982750 \h </w:instrText>
+              <w:instrText xml:space="preserve"> PAGEREF _Toc236663979 \h </w:instrText>
             </w:r>
             <w:r>
               <w:rPr>
@@ -2318,7 +2346,7 @@
               <w14:ligatures w14:val="standardContextual"/>
             </w:rPr>
           </w:pPr>
-          <w:hyperlink w:anchor="_Toc228982751" w:history="1">
+          <w:hyperlink w:anchor="_Toc236663980" w:history="1">
             <w:r>
               <w:rPr>
                 <w:rStyle w:val="a7"/>
@@ -2347,7 +2375,7 @@
                 <w:noProof/>
                 <w:webHidden/>
               </w:rPr>
-              <w:instrText xml:space="preserve"> PAGEREF _Toc228982751 \h </w:instrText>
+              <w:instrText xml:space="preserve"> PAGEREF _Toc236663980 \h </w:instrText>
             </w:r>
             <w:r>
               <w:rPr>
@@ -2471,7 +2499,7 @@
           <w:lang w:val="en-US"/>
         </w:rPr>
       </w:pPr>
-      <w:bookmarkStart w:id="0" w:name="_Toc228982727"/>
+      <w:bookmarkStart w:id="0" w:name="_Toc236663956"/>
       <w:r>
         <w:rPr>
           <w:rFonts w:ascii="Times New Roman" w:hAnsi="Times New Roman" w:cs="Times New Roman"/>
@@ -3481,16 +3509,7 @@
           <w:szCs w:val="28"/>
           <w:lang w:val="en-US"/>
         </w:rPr>
-        <w:t xml:space="preserve">, </w:t>
-      </w:r>
-      <w:r>
-        <w:rPr>
-          <w:rFonts w:ascii="Times New Roman" w:hAnsi="Times New Roman" w:cs="Times New Roman"/>
-          <w:sz w:val="28"/>
-          <w:szCs w:val="28"/>
-          <w:lang w:val="en-US"/>
-        </w:rPr>
-        <w:t>Korean, Portuguese.</w:t>
+        <w:t>, Korean, Portuguese.</w:t>
       </w:r>
     </w:p>
     <w:p>
@@ -3850,7 +3869,7 @@
           <w:lang w:val="en-US"/>
         </w:rPr>
       </w:pPr>
-      <w:bookmarkStart w:id="1" w:name="_Toc228982728"/>
+      <w:bookmarkStart w:id="1" w:name="_Toc236663957"/>
       <w:r>
         <w:rPr>
           <w:rFonts w:ascii="Times New Roman" w:hAnsi="Times New Roman" w:cs="Times New Roman"/>
@@ -4173,7 +4192,7 @@
           <w:lang w:val="en-US"/>
         </w:rPr>
       </w:pPr>
-      <w:bookmarkStart w:id="2" w:name="_Toc228982729"/>
+      <w:bookmarkStart w:id="2" w:name="_Toc236663958"/>
       <w:r>
         <w:rPr>
           <w:rFonts w:ascii="Times New Roman" w:hAnsi="Times New Roman" w:cs="Times New Roman"/>
@@ -4336,7 +4355,7 @@
           <w:lang w:val="en-US"/>
         </w:rPr>
       </w:pPr>
-      <w:bookmarkStart w:id="3" w:name="_Toc228982730"/>
+      <w:bookmarkStart w:id="3" w:name="_Toc236663959"/>
       <w:r>
         <w:rPr>
           <w:rFonts w:ascii="Times New Roman" w:hAnsi="Times New Roman" w:cs="Times New Roman"/>
@@ -4575,7 +4594,7 @@
           <w:lang w:val="en-US"/>
         </w:rPr>
       </w:pPr>
-      <w:bookmarkStart w:id="4" w:name="_Toc228982731"/>
+      <w:bookmarkStart w:id="4" w:name="_Toc236663960"/>
       <w:r>
         <w:rPr>
           <w:rFonts w:ascii="Times New Roman" w:hAnsi="Times New Roman" w:cs="Times New Roman"/>
@@ -5017,7 +5036,7 @@
           <w:lang w:val="en-US"/>
         </w:rPr>
       </w:pPr>
-      <w:bookmarkStart w:id="5" w:name="_Toc228982732"/>
+      <w:bookmarkStart w:id="5" w:name="_Toc236663961"/>
       <w:r>
         <w:rPr>
           <w:rFonts w:ascii="Times New Roman" w:hAnsi="Times New Roman" w:cs="Times New Roman"/>
@@ -5384,7 +5403,7 @@
           <w:lang w:val="en-US"/>
         </w:rPr>
       </w:pPr>
-      <w:bookmarkStart w:id="6" w:name="_Toc228982733"/>
+      <w:bookmarkStart w:id="6" w:name="_Toc236663962"/>
       <w:r>
         <w:rPr>
           <w:rFonts w:ascii="Times New Roman" w:hAnsi="Times New Roman" w:cs="Times New Roman"/>
@@ -5550,7 +5569,7 @@
           <w:lang w:val="en-US"/>
         </w:rPr>
       </w:pPr>
-      <w:bookmarkStart w:id="7" w:name="_Toc228982734"/>
+      <w:bookmarkStart w:id="7" w:name="_Toc236663963"/>
       <w:r>
         <w:rPr>
           <w:rFonts w:ascii="Times New Roman" w:hAnsi="Times New Roman" w:cs="Times New Roman"/>
@@ -5734,7 +5753,7 @@
           <w:lang w:val="en-US"/>
         </w:rPr>
       </w:pPr>
-      <w:bookmarkStart w:id="8" w:name="_Toc228982735"/>
+      <w:bookmarkStart w:id="8" w:name="_Toc236663964"/>
       <w:r>
         <w:rPr>
           <w:rFonts w:ascii="Times New Roman" w:hAnsi="Times New Roman" w:cs="Times New Roman"/>
@@ -5795,7 +5814,7 @@
           <w:szCs w:val="28"/>
         </w:rPr>
       </w:pPr>
-      <w:bookmarkStart w:id="9" w:name="_Toc228982736"/>
+      <w:bookmarkStart w:id="9" w:name="_Toc236663965"/>
       <w:r>
         <w:rPr>
           <w:rFonts w:ascii="Times New Roman" w:hAnsi="Times New Roman" w:cs="Times New Roman"/>
@@ -5917,7 +5936,7 @@
           <w:szCs w:val="28"/>
         </w:rPr>
       </w:pPr>
-      <w:bookmarkStart w:id="10" w:name="_Toc228982737"/>
+      <w:bookmarkStart w:id="10" w:name="_Toc236663966"/>
       <w:r>
         <w:rPr>
           <w:rFonts w:ascii="Times New Roman" w:hAnsi="Times New Roman" w:cs="Times New Roman"/>
@@ -6135,7 +6154,7 @@
           <w:szCs w:val="28"/>
         </w:rPr>
       </w:pPr>
-      <w:bookmarkStart w:id="11" w:name="_Toc228982738"/>
+      <w:bookmarkStart w:id="11" w:name="_Toc236663967"/>
       <w:r>
         <w:rPr>
           <w:rFonts w:ascii="Times New Roman" w:hAnsi="Times New Roman" w:cs="Times New Roman"/>
@@ -6296,7 +6315,7 @@
           <w:lang w:val="en-US"/>
         </w:rPr>
       </w:pPr>
-      <w:bookmarkStart w:id="12" w:name="_Toc228982739"/>
+      <w:bookmarkStart w:id="12" w:name="_Toc236663968"/>
       <w:r>
         <w:rPr>
           <w:rFonts w:ascii="Times New Roman" w:hAnsi="Times New Roman" w:cs="Times New Roman"/>
@@ -6687,7 +6706,7 @@
           <w:lang w:val="en-US"/>
         </w:rPr>
       </w:pPr>
-      <w:bookmarkStart w:id="13" w:name="_Toc228982740"/>
+      <w:bookmarkStart w:id="13" w:name="_Toc236663969"/>
       <w:r>
         <w:rPr>
           <w:rFonts w:ascii="Times New Roman" w:hAnsi="Times New Roman" w:cs="Times New Roman"/>
@@ -7071,7 +7090,7 @@
           <w:lang w:val="en-US"/>
         </w:rPr>
       </w:pPr>
-      <w:bookmarkStart w:id="14" w:name="_Toc228982741"/>
+      <w:bookmarkStart w:id="14" w:name="_Toc236663970"/>
       <w:r>
         <w:rPr>
           <w:rFonts w:ascii="Times New Roman" w:hAnsi="Times New Roman" w:cs="Times New Roman"/>
@@ -7336,7 +7355,7 @@
           <w:lang w:val="en-US"/>
         </w:rPr>
       </w:pPr>
-      <w:bookmarkStart w:id="15" w:name="_Toc228982742"/>
+      <w:bookmarkStart w:id="15" w:name="_Toc236663971"/>
       <w:r>
         <w:rPr>
           <w:rFonts w:ascii="Times New Roman" w:hAnsi="Times New Roman" w:cs="Times New Roman"/>
@@ -7983,7 +8002,7 @@
           <w:lang w:val="en-US"/>
         </w:rPr>
       </w:pPr>
-      <w:bookmarkStart w:id="16" w:name="_Toc228982743"/>
+      <w:bookmarkStart w:id="16" w:name="_Toc236663972"/>
       <w:r>
         <w:rPr>
           <w:rFonts w:ascii="Times New Roman" w:hAnsi="Times New Roman" w:cs="Times New Roman"/>
@@ -8774,7 +8793,7 @@
           <w:lang w:val="en-US"/>
         </w:rPr>
       </w:pPr>
-      <w:bookmarkStart w:id="17" w:name="_Toc228982744"/>
+      <w:bookmarkStart w:id="17" w:name="_Toc236663973"/>
       <w:r>
         <w:rPr>
           <w:rFonts w:ascii="Times New Roman" w:hAnsi="Times New Roman" w:cs="Times New Roman"/>
@@ -9252,7 +9271,7 @@
           <w:lang w:val="en-US"/>
         </w:rPr>
       </w:pPr>
-      <w:bookmarkStart w:id="18" w:name="_Toc228982745"/>
+      <w:bookmarkStart w:id="18" w:name="_Toc236663974"/>
       <w:r>
         <w:rPr>
           <w:rFonts w:ascii="Times New Roman" w:hAnsi="Times New Roman" w:cs="Times New Roman"/>
@@ -9723,7 +9742,7 @@
           <w:lang w:val="en-US"/>
         </w:rPr>
       </w:pPr>
-      <w:bookmarkStart w:id="19" w:name="_Toc228982746"/>
+      <w:bookmarkStart w:id="19" w:name="_Toc236663975"/>
       <w:r>
         <w:rPr>
           <w:rFonts w:ascii="Times New Roman" w:hAnsi="Times New Roman" w:cs="Times New Roman"/>
@@ -10121,7 +10140,7 @@
           <w:lang w:val="en-US"/>
         </w:rPr>
       </w:pPr>
-      <w:bookmarkStart w:id="20" w:name="_Toc228982747"/>
+      <w:bookmarkStart w:id="20" w:name="_Toc236663976"/>
       <w:r>
         <w:rPr>
           <w:rFonts w:ascii="Times New Roman" w:hAnsi="Times New Roman" w:cs="Times New Roman"/>
@@ -10645,7 +10664,7 @@
           <w:lang w:val="en-US"/>
         </w:rPr>
       </w:pPr>
-      <w:bookmarkStart w:id="21" w:name="_Toc228982748"/>
+      <w:bookmarkStart w:id="21" w:name="_Toc236663977"/>
       <w:r>
         <w:rPr>
           <w:rFonts w:ascii="Times New Roman" w:hAnsi="Times New Roman" w:cs="Times New Roman"/>
@@ -10871,7 +10890,7 @@
           <w:lang w:val="en-US"/>
         </w:rPr>
       </w:pPr>
-      <w:bookmarkStart w:id="22" w:name="_Toc228982749"/>
+      <w:bookmarkStart w:id="22" w:name="_Toc236663978"/>
       <w:r>
         <w:rPr>
           <w:rFonts w:ascii="Times New Roman" w:hAnsi="Times New Roman" w:cs="Times New Roman"/>
@@ -12242,7 +12261,7 @@
           <w:lang w:val="en-US"/>
         </w:rPr>
       </w:pPr>
-      <w:bookmarkStart w:id="23" w:name="_Toc228982750"/>
+      <w:bookmarkStart w:id="23" w:name="_Toc236663979"/>
       <w:r>
         <w:rPr>
           <w:rFonts w:ascii="Times New Roman" w:hAnsi="Times New Roman" w:cs="Times New Roman"/>
@@ -12548,7 +12567,7 @@
           <w:lang w:val="en-US"/>
         </w:rPr>
       </w:pPr>
-      <w:bookmarkStart w:id="24" w:name="_Toc228982751"/>
+      <w:bookmarkStart w:id="24" w:name="_Toc236663980"/>
       <w:r>
         <w:rPr>
           <w:rFonts w:ascii="Times New Roman" w:hAnsi="Times New Roman" w:cs="Times New Roman"/>
@@ -12608,7 +12627,7 @@
           <w:sz w:val="32"/>
           <w:szCs w:val="32"/>
         </w:rPr>
-        <w:t>1</w:t>
+        <w:t>2</w:t>
       </w:r>
     </w:p>
     <w:p>
@@ -12675,7 +12694,16 @@
           <w:szCs w:val="28"/>
           <w:lang w:val="en-US"/>
         </w:rPr>
-        <w:t>Added support for Korean and Portuguese languages.</w:t>
+        <w:t>Migration to Avalonia UI 12.x.x</w:t>
+      </w:r>
+      <w:r>
+        <w:rPr>
+          <w:rFonts w:ascii="Times New Roman" w:hAnsi="Times New Roman" w:cs="Times New Roman"/>
+          <w:sz w:val="28"/>
+          <w:szCs w:val="28"/>
+          <w:lang w:val="en-US"/>
+        </w:rPr>
+        <w:t>.</w:t>
       </w:r>
     </w:p>
     <w:p>
@@ -12733,7 +12761,16 @@
           <w:szCs w:val="28"/>
           <w:lang w:val="en-US"/>
         </w:rPr>
-        <w:t>When writing multiple flags (function 0x0F), the last byte of data was lost if it was equal to 0.</w:t>
+        <w:t xml:space="preserve">The tooltip </w:t>
+      </w:r>
+      <w:r>
+        <w:rPr>
+          <w:rFonts w:ascii="Times New Roman" w:hAnsi="Times New Roman" w:cs="Times New Roman"/>
+          <w:sz w:val="28"/>
+          <w:szCs w:val="28"/>
+          <w:lang w:val="en-US"/>
+        </w:rPr>
+        <w:t>in the service window has been translated.</w:t>
       </w:r>
     </w:p>
     <w:p>
@@ -12758,7 +12795,7 @@
           <w:szCs w:val="28"/>
           <w:lang w:val="en-US"/>
         </w:rPr>
-        <w:t>Fixed incorrect display of float numbers in Modbus monitoring mode.</w:t>
+        <w:t>Modbus: changing the number format in the write field now updates the validation error message.</w:t>
       </w:r>
     </w:p>
     <w:p>
@@ -12795,7 +12832,31 @@
           <w:sz w:val="32"/>
           <w:szCs w:val="32"/>
         </w:rPr>
-        <w:t>3.5.0</w:t>
+        <w:t>3.</w:t>
+      </w:r>
+      <w:r>
+        <w:rPr>
+          <w:rFonts w:ascii="Times New Roman" w:hAnsi="Times New Roman" w:cs="Times New Roman"/>
+          <w:sz w:val="32"/>
+          <w:szCs w:val="32"/>
+        </w:rPr>
+        <w:t>5</w:t>
+      </w:r>
+      <w:r>
+        <w:rPr>
+          <w:rFonts w:ascii="Times New Roman" w:hAnsi="Times New Roman" w:cs="Times New Roman"/>
+          <w:sz w:val="32"/>
+          <w:szCs w:val="32"/>
+        </w:rPr>
+        <w:t>.</w:t>
+      </w:r>
+      <w:r>
+        <w:rPr>
+          <w:rFonts w:ascii="Times New Roman" w:hAnsi="Times New Roman" w:cs="Times New Roman"/>
+          <w:sz w:val="32"/>
+          <w:szCs w:val="32"/>
+        </w:rPr>
+        <w:t>1</w:t>
       </w:r>
     </w:p>
     <w:p>
@@ -12811,23 +12872,13 @@
       <w:r>
         <w:rPr>
           <w:rFonts w:ascii="Times New Roman" w:hAnsi="Times New Roman" w:cs="Times New Roman"/>
-          <w:sz w:val="28"/>
-          <w:szCs w:val="28"/>
-        </w:rPr>
-        <w:br/>
-      </w:r>
-      <w:proofErr w:type="spellStart"/>
-      <w:r>
-        <w:rPr>
-          <w:rFonts w:ascii="Times New Roman" w:hAnsi="Times New Roman" w:cs="Times New Roman"/>
           <w:b/>
           <w:bCs/>
           <w:sz w:val="28"/>
           <w:szCs w:val="28"/>
         </w:rPr>
-        <w:t>Enhancements</w:t>
-      </w:r>
-      <w:proofErr w:type="spellEnd"/>
+        <w:br/>
+      </w:r>
       <w:r>
         <w:rPr>
           <w:rFonts w:ascii="Times New Roman" w:hAnsi="Times New Roman" w:cs="Times New Roman"/>
@@ -12835,101 +12886,10 @@
           <w:bCs/>
           <w:sz w:val="28"/>
           <w:szCs w:val="28"/>
-        </w:rPr>
-        <w:t>:</w:t>
-      </w:r>
-    </w:p>
-    <w:p>
-      <w:pPr>
-        <w:pStyle w:val="aa"/>
-        <w:numPr>
-          <w:ilvl w:val="0"/>
-          <w:numId w:val="4"/>
-        </w:numPr>
-        <w:rPr>
-          <w:rFonts w:ascii="Times New Roman" w:hAnsi="Times New Roman" w:cs="Times New Roman"/>
-          <w:sz w:val="28"/>
-          <w:szCs w:val="28"/>
-          <w:lang w:val="en-US"/>
-        </w:rPr>
-      </w:pPr>
-      <w:r>
-        <w:rPr>
-          <w:rFonts w:ascii="Times New Roman" w:hAnsi="Times New Roman" w:cs="Times New Roman"/>
-          <w:sz w:val="28"/>
-          <w:szCs w:val="28"/>
-          <w:lang w:val="en-US"/>
-        </w:rPr>
-        <w:t>Added support for multiple interface languages: Russian, English, Hindi, Chinese (Simplified), German, Spanish, French.</w:t>
-      </w:r>
-    </w:p>
-    <w:p>
-      <w:pPr>
-        <w:rPr>
-          <w:rFonts w:ascii="Times New Roman" w:hAnsi="Times New Roman" w:cs="Times New Roman"/>
-          <w:sz w:val="28"/>
-          <w:szCs w:val="28"/>
-          <w:lang w:val="en-US"/>
-        </w:rPr>
-      </w:pPr>
-    </w:p>
-    <w:p>
-      <w:pPr>
-        <w:rPr>
-          <w:rFonts w:ascii="Times New Roman" w:hAnsi="Times New Roman" w:cs="Times New Roman"/>
-          <w:sz w:val="28"/>
-          <w:szCs w:val="28"/>
-          <w:lang w:val="en-US"/>
-        </w:rPr>
-      </w:pPr>
-    </w:p>
-    <w:p>
-      <w:pPr>
-        <w:rPr>
-          <w:rFonts w:ascii="Times New Roman" w:hAnsi="Times New Roman" w:cs="Times New Roman"/>
-          <w:sz w:val="32"/>
-          <w:szCs w:val="32"/>
-        </w:rPr>
-      </w:pPr>
-      <w:r>
-        <w:rPr>
-          <w:rFonts w:ascii="Times New Roman" w:hAnsi="Times New Roman" w:cs="Times New Roman"/>
-          <w:sz w:val="32"/>
-          <w:szCs w:val="32"/>
-        </w:rPr>
-        <w:t>3.4.0</w:t>
-      </w:r>
-    </w:p>
-    <w:p>
-      <w:pPr>
-        <w:rPr>
-          <w:rFonts w:ascii="Times New Roman" w:hAnsi="Times New Roman" w:cs="Times New Roman"/>
-          <w:b/>
-          <w:bCs/>
-          <w:sz w:val="28"/>
-          <w:szCs w:val="28"/>
-        </w:rPr>
-      </w:pPr>
-      <w:r>
-        <w:rPr>
-          <w:rFonts w:ascii="Times New Roman" w:hAnsi="Times New Roman" w:cs="Times New Roman"/>
-          <w:sz w:val="28"/>
-          <w:szCs w:val="28"/>
-        </w:rPr>
-        <w:br/>
-      </w:r>
-      <w:proofErr w:type="spellStart"/>
-      <w:r>
-        <w:rPr>
-          <w:rFonts w:ascii="Times New Roman" w:hAnsi="Times New Roman" w:cs="Times New Roman"/>
-          <w:b/>
-          <w:bCs/>
-          <w:sz w:val="28"/>
-          <w:szCs w:val="28"/>
+          <w:lang w:val="en-US"/>
         </w:rPr>
         <w:t>Enhancements</w:t>
       </w:r>
-      <w:proofErr w:type="spellEnd"/>
       <w:r>
         <w:rPr>
           <w:rFonts w:ascii="Times New Roman" w:hAnsi="Times New Roman" w:cs="Times New Roman"/>
@@ -12953,79 +12913,50 @@
           <w:rFonts w:ascii="Times New Roman" w:hAnsi="Times New Roman" w:cs="Times New Roman"/>
           <w:sz w:val="28"/>
           <w:szCs w:val="28"/>
-        </w:rPr>
-      </w:pPr>
-      <w:proofErr w:type="spellStart"/>
-      <w:r>
-        <w:rPr>
-          <w:rFonts w:ascii="Times New Roman" w:hAnsi="Times New Roman" w:cs="Times New Roman"/>
-          <w:sz w:val="28"/>
-          <w:szCs w:val="28"/>
-        </w:rPr>
-        <w:t>Modbus</w:t>
-      </w:r>
-      <w:proofErr w:type="spellEnd"/>
-      <w:r>
-        <w:rPr>
-          <w:rFonts w:ascii="Times New Roman" w:hAnsi="Times New Roman" w:cs="Times New Roman"/>
-          <w:sz w:val="28"/>
-          <w:szCs w:val="28"/>
-        </w:rPr>
-        <w:t xml:space="preserve">: </w:t>
-      </w:r>
-      <w:proofErr w:type="spellStart"/>
-      <w:r>
-        <w:rPr>
-          <w:rFonts w:ascii="Times New Roman" w:hAnsi="Times New Roman" w:cs="Times New Roman"/>
-          <w:sz w:val="28"/>
-          <w:szCs w:val="28"/>
-        </w:rPr>
-        <w:t>monitoring</w:t>
-      </w:r>
-      <w:proofErr w:type="spellEnd"/>
-      <w:r>
-        <w:rPr>
-          <w:rFonts w:ascii="Times New Roman" w:hAnsi="Times New Roman" w:cs="Times New Roman"/>
-          <w:sz w:val="28"/>
-          <w:szCs w:val="28"/>
-        </w:rPr>
-        <w:t xml:space="preserve"> </w:t>
-      </w:r>
-      <w:proofErr w:type="spellStart"/>
-      <w:r>
-        <w:rPr>
-          <w:rFonts w:ascii="Times New Roman" w:hAnsi="Times New Roman" w:cs="Times New Roman"/>
-          <w:sz w:val="28"/>
-          <w:szCs w:val="28"/>
-        </w:rPr>
-        <w:t>mode</w:t>
-      </w:r>
-      <w:proofErr w:type="spellEnd"/>
-      <w:r>
-        <w:rPr>
-          <w:rFonts w:ascii="Times New Roman" w:hAnsi="Times New Roman" w:cs="Times New Roman"/>
-          <w:sz w:val="28"/>
-          <w:szCs w:val="28"/>
-        </w:rPr>
-        <w:t xml:space="preserve"> </w:t>
-      </w:r>
-      <w:proofErr w:type="spellStart"/>
-      <w:r>
-        <w:rPr>
-          <w:rFonts w:ascii="Times New Roman" w:hAnsi="Times New Roman" w:cs="Times New Roman"/>
-          <w:sz w:val="28"/>
-          <w:szCs w:val="28"/>
-        </w:rPr>
-        <w:t>added</w:t>
-      </w:r>
-      <w:proofErr w:type="spellEnd"/>
-      <w:r>
-        <w:rPr>
-          <w:rFonts w:ascii="Times New Roman" w:hAnsi="Times New Roman" w:cs="Times New Roman"/>
-          <w:sz w:val="28"/>
-          <w:szCs w:val="28"/>
-        </w:rPr>
-        <w:t>.</w:t>
+          <w:lang w:val="en-US"/>
+        </w:rPr>
+      </w:pPr>
+      <w:r>
+        <w:rPr>
+          <w:rFonts w:ascii="Times New Roman" w:hAnsi="Times New Roman" w:cs="Times New Roman"/>
+          <w:sz w:val="28"/>
+          <w:szCs w:val="28"/>
+          <w:lang w:val="en-US"/>
+        </w:rPr>
+        <w:t>Added support for Korean and Portuguese languages.</w:t>
+      </w:r>
+    </w:p>
+    <w:p>
+      <w:pPr>
+        <w:spacing w:line="360" w:lineRule="auto"/>
+        <w:rPr>
+          <w:rFonts w:ascii="Times New Roman" w:hAnsi="Times New Roman" w:cs="Times New Roman"/>
+          <w:b/>
+          <w:bCs/>
+          <w:sz w:val="28"/>
+          <w:szCs w:val="28"/>
+        </w:rPr>
+      </w:pPr>
+      <w:r>
+        <w:rPr>
+          <w:rFonts w:ascii="Times New Roman" w:hAnsi="Times New Roman" w:cs="Times New Roman"/>
+          <w:b/>
+          <w:bCs/>
+          <w:sz w:val="28"/>
+          <w:szCs w:val="28"/>
+          <w:lang w:val="en-US"/>
+        </w:rPr>
+        <w:t>Bug fixes</w:t>
+      </w:r>
+      <w:r>
+        <w:rPr>
+          <w:rFonts w:ascii="Times New Roman" w:hAnsi="Times New Roman" w:cs="Times New Roman"/>
+          <w:b/>
+          <w:bCs/>
+          <w:sz w:val="28"/>
+          <w:szCs w:val="28"/>
+        </w:rPr>
+        <w:t>:</w:t>
       </w:r>
     </w:p>
     <w:p>
@@ -13050,7 +12981,7 @@
           <w:szCs w:val="28"/>
           <w:lang w:val="en-US"/>
         </w:rPr>
-        <w:t>Modbus scanner: added templates for polling functions.</w:t>
+        <w:t>When writing multiple flags (function 0x0F), the last byte of data was lost if it was equal to 0.</w:t>
       </w:r>
     </w:p>
     <w:p>
@@ -13065,99 +12996,18 @@
           <w:rFonts w:ascii="Times New Roman" w:hAnsi="Times New Roman" w:cs="Times New Roman"/>
           <w:sz w:val="28"/>
           <w:szCs w:val="28"/>
-        </w:rPr>
-      </w:pPr>
-      <w:proofErr w:type="spellStart"/>
-      <w:r>
-        <w:rPr>
-          <w:rFonts w:ascii="Times New Roman" w:hAnsi="Times New Roman" w:cs="Times New Roman"/>
-          <w:sz w:val="28"/>
-          <w:szCs w:val="28"/>
-        </w:rPr>
-        <w:t>Minor</w:t>
-      </w:r>
-      <w:proofErr w:type="spellEnd"/>
-      <w:r>
-        <w:rPr>
-          <w:rFonts w:ascii="Times New Roman" w:hAnsi="Times New Roman" w:cs="Times New Roman"/>
-          <w:sz w:val="28"/>
-          <w:szCs w:val="28"/>
-        </w:rPr>
-        <w:t xml:space="preserve"> </w:t>
-      </w:r>
-      <w:proofErr w:type="spellStart"/>
-      <w:r>
-        <w:rPr>
-          <w:rFonts w:ascii="Times New Roman" w:hAnsi="Times New Roman" w:cs="Times New Roman"/>
-          <w:sz w:val="28"/>
-          <w:szCs w:val="28"/>
-        </w:rPr>
-        <w:t>fixes</w:t>
-      </w:r>
-      <w:proofErr w:type="spellEnd"/>
-      <w:r>
-        <w:rPr>
-          <w:rFonts w:ascii="Times New Roman" w:hAnsi="Times New Roman" w:cs="Times New Roman"/>
-          <w:sz w:val="28"/>
-          <w:szCs w:val="28"/>
-        </w:rPr>
-        <w:t xml:space="preserve"> </w:t>
-      </w:r>
-      <w:proofErr w:type="spellStart"/>
-      <w:r>
-        <w:rPr>
-          <w:rFonts w:ascii="Times New Roman" w:hAnsi="Times New Roman" w:cs="Times New Roman"/>
-          <w:sz w:val="28"/>
-          <w:szCs w:val="28"/>
-        </w:rPr>
-        <w:t>and</w:t>
-      </w:r>
-      <w:proofErr w:type="spellEnd"/>
-      <w:r>
-        <w:rPr>
-          <w:rFonts w:ascii="Times New Roman" w:hAnsi="Times New Roman" w:cs="Times New Roman"/>
-          <w:sz w:val="28"/>
-          <w:szCs w:val="28"/>
-        </w:rPr>
-        <w:t xml:space="preserve"> </w:t>
-      </w:r>
-      <w:proofErr w:type="spellStart"/>
-      <w:r>
-        <w:rPr>
-          <w:rFonts w:ascii="Times New Roman" w:hAnsi="Times New Roman" w:cs="Times New Roman"/>
-          <w:sz w:val="28"/>
-          <w:szCs w:val="28"/>
-        </w:rPr>
-        <w:t>refactorings</w:t>
-      </w:r>
-      <w:proofErr w:type="spellEnd"/>
-      <w:r>
-        <w:rPr>
-          <w:rFonts w:ascii="Times New Roman" w:hAnsi="Times New Roman" w:cs="Times New Roman"/>
-          <w:sz w:val="28"/>
-          <w:szCs w:val="28"/>
-        </w:rPr>
-        <w:t>.</w:t>
-      </w:r>
-    </w:p>
-    <w:p>
-      <w:pPr>
-        <w:rPr>
-          <w:rFonts w:ascii="Times New Roman" w:hAnsi="Times New Roman" w:cs="Times New Roman"/>
-          <w:sz w:val="28"/>
-          <w:szCs w:val="28"/>
-        </w:rPr>
-      </w:pPr>
-    </w:p>
-    <w:p>
-      <w:pPr>
-        <w:rPr>
-          <w:rFonts w:ascii="Times New Roman" w:hAnsi="Times New Roman" w:cs="Times New Roman"/>
-          <w:sz w:val="28"/>
-          <w:szCs w:val="28"/>
-          <w:lang w:val="en-US"/>
-        </w:rPr>
-      </w:pPr>
+          <w:lang w:val="en-US"/>
+        </w:rPr>
+      </w:pPr>
+      <w:r>
+        <w:rPr>
+          <w:rFonts w:ascii="Times New Roman" w:hAnsi="Times New Roman" w:cs="Times New Roman"/>
+          <w:sz w:val="28"/>
+          <w:szCs w:val="28"/>
+          <w:lang w:val="en-US"/>
+        </w:rPr>
+        <w:t>Fixed incorrect display of float numbers in Modbus monitoring mode.</w:t>
+      </w:r>
     </w:p>
     <w:p>
       <w:pPr>
@@ -13193,8 +13043,110 @@
           <w:sz w:val="32"/>
           <w:szCs w:val="32"/>
         </w:rPr>
+        <w:t>3.5.0</w:t>
+      </w:r>
+    </w:p>
+    <w:p>
+      <w:pPr>
+        <w:rPr>
+          <w:rFonts w:ascii="Times New Roman" w:hAnsi="Times New Roman" w:cs="Times New Roman"/>
+          <w:b/>
+          <w:bCs/>
+          <w:sz w:val="28"/>
+          <w:szCs w:val="28"/>
+        </w:rPr>
+      </w:pPr>
+      <w:r>
+        <w:rPr>
+          <w:rFonts w:ascii="Times New Roman" w:hAnsi="Times New Roman" w:cs="Times New Roman"/>
+          <w:sz w:val="28"/>
+          <w:szCs w:val="28"/>
+        </w:rPr>
+        <w:br/>
+      </w:r>
+      <w:proofErr w:type="spellStart"/>
+      <w:r>
+        <w:rPr>
+          <w:rFonts w:ascii="Times New Roman" w:hAnsi="Times New Roman" w:cs="Times New Roman"/>
+          <w:b/>
+          <w:bCs/>
+          <w:sz w:val="28"/>
+          <w:szCs w:val="28"/>
+        </w:rPr>
+        <w:t>Enhancements</w:t>
+      </w:r>
+      <w:proofErr w:type="spellEnd"/>
+      <w:r>
+        <w:rPr>
+          <w:rFonts w:ascii="Times New Roman" w:hAnsi="Times New Roman" w:cs="Times New Roman"/>
+          <w:b/>
+          <w:bCs/>
+          <w:sz w:val="28"/>
+          <w:szCs w:val="28"/>
+        </w:rPr>
+        <w:t>:</w:t>
+      </w:r>
+    </w:p>
+    <w:p>
+      <w:pPr>
+        <w:pStyle w:val="aa"/>
+        <w:numPr>
+          <w:ilvl w:val="0"/>
+          <w:numId w:val="4"/>
+        </w:numPr>
+        <w:rPr>
+          <w:rFonts w:ascii="Times New Roman" w:hAnsi="Times New Roman" w:cs="Times New Roman"/>
+          <w:sz w:val="28"/>
+          <w:szCs w:val="28"/>
+          <w:lang w:val="en-US"/>
+        </w:rPr>
+      </w:pPr>
+      <w:r>
+        <w:rPr>
+          <w:rFonts w:ascii="Times New Roman" w:hAnsi="Times New Roman" w:cs="Times New Roman"/>
+          <w:sz w:val="28"/>
+          <w:szCs w:val="28"/>
+          <w:lang w:val="en-US"/>
+        </w:rPr>
+        <w:t>Added support for multiple interface languages: Russian, English, Hindi, Chinese (Simplified), German, Spanish, French.</w:t>
+      </w:r>
+    </w:p>
+    <w:p>
+      <w:pPr>
+        <w:rPr>
+          <w:rFonts w:ascii="Times New Roman" w:hAnsi="Times New Roman" w:cs="Times New Roman"/>
+          <w:sz w:val="28"/>
+          <w:szCs w:val="28"/>
+          <w:lang w:val="en-US"/>
+        </w:rPr>
+      </w:pPr>
+    </w:p>
+    <w:p>
+      <w:pPr>
+        <w:rPr>
+          <w:rFonts w:ascii="Times New Roman" w:hAnsi="Times New Roman" w:cs="Times New Roman"/>
+          <w:sz w:val="28"/>
+          <w:szCs w:val="28"/>
+          <w:lang w:val="en-US"/>
+        </w:rPr>
+      </w:pPr>
+    </w:p>
+    <w:p>
+      <w:pPr>
+        <w:rPr>
+          <w:rFonts w:ascii="Times New Roman" w:hAnsi="Times New Roman" w:cs="Times New Roman"/>
+          <w:sz w:val="32"/>
+          <w:szCs w:val="32"/>
+        </w:rPr>
+      </w:pPr>
+      <w:r>
+        <w:rPr>
+          <w:rFonts w:ascii="Times New Roman" w:hAnsi="Times New Roman" w:cs="Times New Roman"/>
+          <w:sz w:val="32"/>
+          <w:szCs w:val="32"/>
+        </w:rPr>
         <w:lastRenderedPageBreak/>
-        <w:t>3.3.3</w:t>
+        <w:t>3.4.0</w:t>
       </w:r>
     </w:p>
     <w:p>
@@ -13250,26 +13202,79 @@
           <w:rFonts w:ascii="Times New Roman" w:hAnsi="Times New Roman" w:cs="Times New Roman"/>
           <w:sz w:val="28"/>
           <w:szCs w:val="28"/>
-          <w:lang w:val="en-US"/>
-        </w:rPr>
-      </w:pPr>
-      <w:r>
-        <w:rPr>
-          <w:rFonts w:ascii="Times New Roman" w:hAnsi="Times New Roman" w:cs="Times New Roman"/>
-          <w:sz w:val="28"/>
-          <w:szCs w:val="28"/>
-          <w:lang w:val="en-US"/>
-        </w:rPr>
-        <w:t xml:space="preserve">Now, when working with macros, only one window is used (working field or editing). </w:t>
-      </w:r>
-      <w:r>
-        <w:rPr>
-          <w:rFonts w:ascii="Times New Roman" w:hAnsi="Times New Roman" w:cs="Times New Roman"/>
-          <w:sz w:val="28"/>
-          <w:szCs w:val="28"/>
-          <w:lang w:val="en-US"/>
-        </w:rPr>
-        <w:t>The unused window is hidden.</w:t>
+        </w:rPr>
+      </w:pPr>
+      <w:proofErr w:type="spellStart"/>
+      <w:r>
+        <w:rPr>
+          <w:rFonts w:ascii="Times New Roman" w:hAnsi="Times New Roman" w:cs="Times New Roman"/>
+          <w:sz w:val="28"/>
+          <w:szCs w:val="28"/>
+        </w:rPr>
+        <w:t>Modbus</w:t>
+      </w:r>
+      <w:proofErr w:type="spellEnd"/>
+      <w:r>
+        <w:rPr>
+          <w:rFonts w:ascii="Times New Roman" w:hAnsi="Times New Roman" w:cs="Times New Roman"/>
+          <w:sz w:val="28"/>
+          <w:szCs w:val="28"/>
+        </w:rPr>
+        <w:t xml:space="preserve">: </w:t>
+      </w:r>
+      <w:proofErr w:type="spellStart"/>
+      <w:r>
+        <w:rPr>
+          <w:rFonts w:ascii="Times New Roman" w:hAnsi="Times New Roman" w:cs="Times New Roman"/>
+          <w:sz w:val="28"/>
+          <w:szCs w:val="28"/>
+        </w:rPr>
+        <w:t>monitoring</w:t>
+      </w:r>
+      <w:proofErr w:type="spellEnd"/>
+      <w:r>
+        <w:rPr>
+          <w:rFonts w:ascii="Times New Roman" w:hAnsi="Times New Roman" w:cs="Times New Roman"/>
+          <w:sz w:val="28"/>
+          <w:szCs w:val="28"/>
+        </w:rPr>
+        <w:t xml:space="preserve"> </w:t>
+      </w:r>
+      <w:proofErr w:type="spellStart"/>
+      <w:r>
+        <w:rPr>
+          <w:rFonts w:ascii="Times New Roman" w:hAnsi="Times New Roman" w:cs="Times New Roman"/>
+          <w:sz w:val="28"/>
+          <w:szCs w:val="28"/>
+        </w:rPr>
+        <w:t>mode</w:t>
+      </w:r>
+      <w:proofErr w:type="spellEnd"/>
+      <w:r>
+        <w:rPr>
+          <w:rFonts w:ascii="Times New Roman" w:hAnsi="Times New Roman" w:cs="Times New Roman"/>
+          <w:sz w:val="28"/>
+          <w:szCs w:val="28"/>
+        </w:rPr>
+        <w:t xml:space="preserve"> </w:t>
+      </w:r>
+      <w:proofErr w:type="spellStart"/>
+      <w:r>
+        <w:rPr>
+          <w:rFonts w:ascii="Times New Roman" w:hAnsi="Times New Roman" w:cs="Times New Roman"/>
+          <w:sz w:val="28"/>
+          <w:szCs w:val="28"/>
+        </w:rPr>
+        <w:t>added</w:t>
+      </w:r>
+      <w:proofErr w:type="spellEnd"/>
+      <w:r>
+        <w:rPr>
+          <w:rFonts w:ascii="Times New Roman" w:hAnsi="Times New Roman" w:cs="Times New Roman"/>
+          <w:sz w:val="28"/>
+          <w:szCs w:val="28"/>
+        </w:rPr>
+        <w:t>.</w:t>
       </w:r>
     </w:p>
     <w:p>
@@ -13284,121 +13289,17 @@
           <w:rFonts w:ascii="Times New Roman" w:hAnsi="Times New Roman" w:cs="Times New Roman"/>
           <w:sz w:val="28"/>
           <w:szCs w:val="28"/>
-        </w:rPr>
-      </w:pPr>
-      <w:proofErr w:type="spellStart"/>
-      <w:r>
-        <w:rPr>
-          <w:rFonts w:ascii="Times New Roman" w:hAnsi="Times New Roman" w:cs="Times New Roman"/>
-          <w:sz w:val="28"/>
-          <w:szCs w:val="28"/>
-        </w:rPr>
-        <w:t>Refactoring</w:t>
-      </w:r>
-      <w:proofErr w:type="spellEnd"/>
-      <w:r>
-        <w:rPr>
-          <w:rFonts w:ascii="Times New Roman" w:hAnsi="Times New Roman" w:cs="Times New Roman"/>
-          <w:sz w:val="28"/>
-          <w:szCs w:val="28"/>
-        </w:rPr>
-        <w:t xml:space="preserve"> Unit </w:t>
-      </w:r>
-      <w:proofErr w:type="spellStart"/>
-      <w:r>
-        <w:rPr>
-          <w:rFonts w:ascii="Times New Roman" w:hAnsi="Times New Roman" w:cs="Times New Roman"/>
-          <w:sz w:val="28"/>
-          <w:szCs w:val="28"/>
-        </w:rPr>
-        <w:t>tests</w:t>
-      </w:r>
-      <w:proofErr w:type="spellEnd"/>
-      <w:r>
-        <w:rPr>
-          <w:rFonts w:ascii="Times New Roman" w:hAnsi="Times New Roman" w:cs="Times New Roman"/>
-          <w:sz w:val="28"/>
-          <w:szCs w:val="28"/>
-        </w:rPr>
-        <w:t>.</w:t>
-      </w:r>
-    </w:p>
-    <w:p>
-      <w:pPr>
-        <w:rPr>
-          <w:rFonts w:ascii="Times New Roman" w:hAnsi="Times New Roman" w:cs="Times New Roman"/>
-          <w:sz w:val="28"/>
-          <w:szCs w:val="28"/>
-          <w:lang w:val="en-US"/>
-        </w:rPr>
-      </w:pPr>
-    </w:p>
-    <w:p>
-      <w:pPr>
-        <w:rPr>
-          <w:rFonts w:ascii="Times New Roman" w:hAnsi="Times New Roman" w:cs="Times New Roman"/>
-          <w:sz w:val="28"/>
-          <w:szCs w:val="28"/>
-          <w:lang w:val="en-US"/>
-        </w:rPr>
-      </w:pPr>
-    </w:p>
-    <w:p>
-      <w:pPr>
-        <w:rPr>
-          <w:rFonts w:ascii="Times New Roman" w:hAnsi="Times New Roman" w:cs="Times New Roman"/>
-          <w:sz w:val="32"/>
-          <w:szCs w:val="32"/>
-        </w:rPr>
-      </w:pPr>
-      <w:r>
-        <w:rPr>
-          <w:rFonts w:ascii="Times New Roman" w:hAnsi="Times New Roman" w:cs="Times New Roman"/>
-          <w:sz w:val="32"/>
-          <w:szCs w:val="32"/>
-        </w:rPr>
-        <w:t>3.3.2</w:t>
-      </w:r>
-    </w:p>
-    <w:p>
-      <w:pPr>
-        <w:rPr>
-          <w:rFonts w:ascii="Times New Roman" w:hAnsi="Times New Roman" w:cs="Times New Roman"/>
-          <w:b/>
-          <w:bCs/>
-          <w:sz w:val="28"/>
-          <w:szCs w:val="28"/>
-        </w:rPr>
-      </w:pPr>
-      <w:r>
-        <w:rPr>
-          <w:rFonts w:ascii="Times New Roman" w:hAnsi="Times New Roman" w:cs="Times New Roman"/>
-          <w:sz w:val="28"/>
-          <w:szCs w:val="28"/>
-        </w:rPr>
-        <w:br/>
-      </w:r>
-      <w:proofErr w:type="spellStart"/>
-      <w:r>
-        <w:rPr>
-          <w:rFonts w:ascii="Times New Roman" w:hAnsi="Times New Roman" w:cs="Times New Roman"/>
-          <w:b/>
-          <w:bCs/>
-          <w:sz w:val="28"/>
-          <w:szCs w:val="28"/>
-        </w:rPr>
-        <w:t>Enhancements</w:t>
-      </w:r>
-      <w:proofErr w:type="spellEnd"/>
-      <w:r>
-        <w:rPr>
-          <w:rFonts w:ascii="Times New Roman" w:hAnsi="Times New Roman" w:cs="Times New Roman"/>
-          <w:b/>
-          <w:bCs/>
-          <w:sz w:val="28"/>
-          <w:szCs w:val="28"/>
-        </w:rPr>
-        <w:t>:</w:t>
+          <w:lang w:val="en-US"/>
+        </w:rPr>
+      </w:pPr>
+      <w:r>
+        <w:rPr>
+          <w:rFonts w:ascii="Times New Roman" w:hAnsi="Times New Roman" w:cs="Times New Roman"/>
+          <w:sz w:val="28"/>
+          <w:szCs w:val="28"/>
+          <w:lang w:val="en-US"/>
+        </w:rPr>
+        <w:t>Modbus scanner: added templates for polling functions.</w:t>
       </w:r>
     </w:p>
     <w:p>
@@ -13413,17 +13314,156 @@
           <w:rFonts w:ascii="Times New Roman" w:hAnsi="Times New Roman" w:cs="Times New Roman"/>
           <w:sz w:val="28"/>
           <w:szCs w:val="28"/>
-          <w:lang w:val="en-US"/>
-        </w:rPr>
-      </w:pPr>
-      <w:r>
-        <w:rPr>
-          <w:rFonts w:ascii="Times New Roman" w:hAnsi="Times New Roman" w:cs="Times New Roman"/>
-          <w:sz w:val="28"/>
-          <w:szCs w:val="28"/>
-          <w:lang w:val="en-US"/>
-        </w:rPr>
-        <w:t>Modbus: now if a timeout is triggered, the contents of the request are displayed.</w:t>
+        </w:rPr>
+      </w:pPr>
+      <w:proofErr w:type="spellStart"/>
+      <w:r>
+        <w:rPr>
+          <w:rFonts w:ascii="Times New Roman" w:hAnsi="Times New Roman" w:cs="Times New Roman"/>
+          <w:sz w:val="28"/>
+          <w:szCs w:val="28"/>
+        </w:rPr>
+        <w:t>Minor</w:t>
+      </w:r>
+      <w:proofErr w:type="spellEnd"/>
+      <w:r>
+        <w:rPr>
+          <w:rFonts w:ascii="Times New Roman" w:hAnsi="Times New Roman" w:cs="Times New Roman"/>
+          <w:sz w:val="28"/>
+          <w:szCs w:val="28"/>
+        </w:rPr>
+        <w:t xml:space="preserve"> </w:t>
+      </w:r>
+      <w:proofErr w:type="spellStart"/>
+      <w:r>
+        <w:rPr>
+          <w:rFonts w:ascii="Times New Roman" w:hAnsi="Times New Roman" w:cs="Times New Roman"/>
+          <w:sz w:val="28"/>
+          <w:szCs w:val="28"/>
+        </w:rPr>
+        <w:t>fixes</w:t>
+      </w:r>
+      <w:proofErr w:type="spellEnd"/>
+      <w:r>
+        <w:rPr>
+          <w:rFonts w:ascii="Times New Roman" w:hAnsi="Times New Roman" w:cs="Times New Roman"/>
+          <w:sz w:val="28"/>
+          <w:szCs w:val="28"/>
+        </w:rPr>
+        <w:t xml:space="preserve"> </w:t>
+      </w:r>
+      <w:proofErr w:type="spellStart"/>
+      <w:r>
+        <w:rPr>
+          <w:rFonts w:ascii="Times New Roman" w:hAnsi="Times New Roman" w:cs="Times New Roman"/>
+          <w:sz w:val="28"/>
+          <w:szCs w:val="28"/>
+        </w:rPr>
+        <w:t>and</w:t>
+      </w:r>
+      <w:proofErr w:type="spellEnd"/>
+      <w:r>
+        <w:rPr>
+          <w:rFonts w:ascii="Times New Roman" w:hAnsi="Times New Roman" w:cs="Times New Roman"/>
+          <w:sz w:val="28"/>
+          <w:szCs w:val="28"/>
+        </w:rPr>
+        <w:t xml:space="preserve"> </w:t>
+      </w:r>
+      <w:proofErr w:type="spellStart"/>
+      <w:r>
+        <w:rPr>
+          <w:rFonts w:ascii="Times New Roman" w:hAnsi="Times New Roman" w:cs="Times New Roman"/>
+          <w:sz w:val="28"/>
+          <w:szCs w:val="28"/>
+        </w:rPr>
+        <w:t>refactorings</w:t>
+      </w:r>
+      <w:proofErr w:type="spellEnd"/>
+      <w:r>
+        <w:rPr>
+          <w:rFonts w:ascii="Times New Roman" w:hAnsi="Times New Roman" w:cs="Times New Roman"/>
+          <w:sz w:val="28"/>
+          <w:szCs w:val="28"/>
+        </w:rPr>
+        <w:t>.</w:t>
+      </w:r>
+    </w:p>
+    <w:p>
+      <w:pPr>
+        <w:rPr>
+          <w:rFonts w:ascii="Times New Roman" w:hAnsi="Times New Roman" w:cs="Times New Roman"/>
+          <w:sz w:val="28"/>
+          <w:szCs w:val="28"/>
+        </w:rPr>
+      </w:pPr>
+    </w:p>
+    <w:p>
+      <w:pPr>
+        <w:rPr>
+          <w:rFonts w:ascii="Times New Roman" w:hAnsi="Times New Roman" w:cs="Times New Roman"/>
+          <w:sz w:val="28"/>
+          <w:szCs w:val="28"/>
+          <w:lang w:val="en-US"/>
+        </w:rPr>
+      </w:pPr>
+    </w:p>
+    <w:p>
+      <w:pPr>
+        <w:rPr>
+          <w:rFonts w:ascii="Times New Roman" w:hAnsi="Times New Roman" w:cs="Times New Roman"/>
+          <w:sz w:val="32"/>
+          <w:szCs w:val="32"/>
+        </w:rPr>
+      </w:pPr>
+      <w:r>
+        <w:rPr>
+          <w:rFonts w:ascii="Times New Roman" w:hAnsi="Times New Roman" w:cs="Times New Roman"/>
+          <w:sz w:val="32"/>
+          <w:szCs w:val="32"/>
+        </w:rPr>
+        <w:t>3.3.3</w:t>
+      </w:r>
+    </w:p>
+    <w:p>
+      <w:pPr>
+        <w:rPr>
+          <w:rFonts w:ascii="Times New Roman" w:hAnsi="Times New Roman" w:cs="Times New Roman"/>
+          <w:b/>
+          <w:bCs/>
+          <w:sz w:val="28"/>
+          <w:szCs w:val="28"/>
+        </w:rPr>
+      </w:pPr>
+      <w:r>
+        <w:rPr>
+          <w:rFonts w:ascii="Times New Roman" w:hAnsi="Times New Roman" w:cs="Times New Roman"/>
+          <w:sz w:val="28"/>
+          <w:szCs w:val="28"/>
+        </w:rPr>
+        <w:br/>
+      </w:r>
+      <w:proofErr w:type="spellStart"/>
+      <w:r>
+        <w:rPr>
+          <w:rFonts w:ascii="Times New Roman" w:hAnsi="Times New Roman" w:cs="Times New Roman"/>
+          <w:b/>
+          <w:bCs/>
+          <w:sz w:val="28"/>
+          <w:szCs w:val="28"/>
+        </w:rPr>
+        <w:t>Enhancements</w:t>
+      </w:r>
+      <w:proofErr w:type="spellEnd"/>
+      <w:r>
+        <w:rPr>
+          <w:rFonts w:ascii="Times New Roman" w:hAnsi="Times New Roman" w:cs="Times New Roman"/>
+          <w:b/>
+          <w:bCs/>
+          <w:sz w:val="28"/>
+          <w:szCs w:val="28"/>
+        </w:rPr>
+        <w:t>:</w:t>
       </w:r>
     </w:p>
     <w:p>
@@ -13448,40 +13488,16 @@
           <w:szCs w:val="28"/>
           <w:lang w:val="en-US"/>
         </w:rPr>
-        <w:t>The functionality of the "About Application" window has been expanded.</w:t>
-      </w:r>
-    </w:p>
-    <w:p>
-      <w:pPr>
-        <w:spacing w:line="360" w:lineRule="auto"/>
-        <w:rPr>
-          <w:rFonts w:ascii="Times New Roman" w:hAnsi="Times New Roman" w:cs="Times New Roman"/>
-          <w:b/>
-          <w:bCs/>
-          <w:sz w:val="28"/>
-          <w:szCs w:val="28"/>
-        </w:rPr>
-      </w:pPr>
-      <w:r>
-        <w:rPr>
-          <w:rFonts w:ascii="Times New Roman" w:hAnsi="Times New Roman" w:cs="Times New Roman"/>
-          <w:b/>
-          <w:bCs/>
-          <w:sz w:val="28"/>
-          <w:szCs w:val="28"/>
-          <w:lang w:val="en-US"/>
-        </w:rPr>
-        <w:t>Bug fixes</w:t>
-      </w:r>
-      <w:r>
-        <w:rPr>
-          <w:rFonts w:ascii="Times New Roman" w:hAnsi="Times New Roman" w:cs="Times New Roman"/>
-          <w:b/>
-          <w:bCs/>
-          <w:sz w:val="28"/>
-          <w:szCs w:val="28"/>
-        </w:rPr>
-        <w:t>:</w:t>
+        <w:t xml:space="preserve">Now, when working with macros, only one window is used (working field or editing). </w:t>
+      </w:r>
+      <w:r>
+        <w:rPr>
+          <w:rFonts w:ascii="Times New Roman" w:hAnsi="Times New Roman" w:cs="Times New Roman"/>
+          <w:sz w:val="28"/>
+          <w:szCs w:val="28"/>
+          <w:lang w:val="en-US"/>
+        </w:rPr>
+        <w:t>The unused window is hidden.</w:t>
       </w:r>
     </w:p>
     <w:p>
@@ -13496,17 +13512,252 @@
           <w:rFonts w:ascii="Times New Roman" w:hAnsi="Times New Roman" w:cs="Times New Roman"/>
           <w:sz w:val="28"/>
           <w:szCs w:val="28"/>
-          <w:lang w:val="en-US"/>
-        </w:rPr>
-      </w:pPr>
-      <w:r>
-        <w:rPr>
-          <w:rFonts w:ascii="Times New Roman" w:hAnsi="Times New Roman" w:cs="Times New Roman"/>
-          <w:sz w:val="28"/>
-          <w:szCs w:val="28"/>
-          <w:lang w:val="en-US"/>
-        </w:rPr>
-        <w:t>Rare freeze when writing/reading Modbus.</w:t>
+        </w:rPr>
+      </w:pPr>
+      <w:proofErr w:type="spellStart"/>
+      <w:r>
+        <w:rPr>
+          <w:rFonts w:ascii="Times New Roman" w:hAnsi="Times New Roman" w:cs="Times New Roman"/>
+          <w:sz w:val="28"/>
+          <w:szCs w:val="28"/>
+        </w:rPr>
+        <w:t>Refactoring</w:t>
+      </w:r>
+      <w:proofErr w:type="spellEnd"/>
+      <w:r>
+        <w:rPr>
+          <w:rFonts w:ascii="Times New Roman" w:hAnsi="Times New Roman" w:cs="Times New Roman"/>
+          <w:sz w:val="28"/>
+          <w:szCs w:val="28"/>
+        </w:rPr>
+        <w:t xml:space="preserve"> Unit </w:t>
+      </w:r>
+      <w:proofErr w:type="spellStart"/>
+      <w:r>
+        <w:rPr>
+          <w:rFonts w:ascii="Times New Roman" w:hAnsi="Times New Roman" w:cs="Times New Roman"/>
+          <w:sz w:val="28"/>
+          <w:szCs w:val="28"/>
+        </w:rPr>
+        <w:t>tests</w:t>
+      </w:r>
+      <w:proofErr w:type="spellEnd"/>
+      <w:r>
+        <w:rPr>
+          <w:rFonts w:ascii="Times New Roman" w:hAnsi="Times New Roman" w:cs="Times New Roman"/>
+          <w:sz w:val="28"/>
+          <w:szCs w:val="28"/>
+        </w:rPr>
+        <w:t>.</w:t>
+      </w:r>
+    </w:p>
+    <w:p>
+      <w:pPr>
+        <w:rPr>
+          <w:rFonts w:ascii="Times New Roman" w:hAnsi="Times New Roman" w:cs="Times New Roman"/>
+          <w:sz w:val="28"/>
+          <w:szCs w:val="28"/>
+          <w:lang w:val="en-US"/>
+        </w:rPr>
+      </w:pPr>
+    </w:p>
+    <w:p>
+      <w:pPr>
+        <w:rPr>
+          <w:rFonts w:ascii="Times New Roman" w:hAnsi="Times New Roman" w:cs="Times New Roman"/>
+          <w:sz w:val="28"/>
+          <w:szCs w:val="28"/>
+          <w:lang w:val="en-US"/>
+        </w:rPr>
+      </w:pPr>
+    </w:p>
+    <w:p>
+      <w:pPr>
+        <w:rPr>
+          <w:rFonts w:ascii="Times New Roman" w:hAnsi="Times New Roman" w:cs="Times New Roman"/>
+          <w:sz w:val="28"/>
+          <w:szCs w:val="28"/>
+          <w:lang w:val="en-US"/>
+        </w:rPr>
+      </w:pPr>
+    </w:p>
+    <w:p>
+      <w:pPr>
+        <w:rPr>
+          <w:rFonts w:ascii="Times New Roman" w:hAnsi="Times New Roman" w:cs="Times New Roman"/>
+          <w:sz w:val="28"/>
+          <w:szCs w:val="28"/>
+          <w:lang w:val="en-US"/>
+        </w:rPr>
+      </w:pPr>
+    </w:p>
+    <w:p>
+      <w:pPr>
+        <w:rPr>
+          <w:rFonts w:ascii="Times New Roman" w:hAnsi="Times New Roman" w:cs="Times New Roman"/>
+          <w:sz w:val="28"/>
+          <w:szCs w:val="28"/>
+          <w:lang w:val="en-US"/>
+        </w:rPr>
+      </w:pPr>
+    </w:p>
+    <w:p>
+      <w:pPr>
+        <w:rPr>
+          <w:rFonts w:ascii="Times New Roman" w:hAnsi="Times New Roman" w:cs="Times New Roman"/>
+          <w:sz w:val="28"/>
+          <w:szCs w:val="28"/>
+          <w:lang w:val="en-US"/>
+        </w:rPr>
+      </w:pPr>
+    </w:p>
+    <w:p>
+      <w:pPr>
+        <w:rPr>
+          <w:rFonts w:ascii="Times New Roman" w:hAnsi="Times New Roman" w:cs="Times New Roman"/>
+          <w:sz w:val="28"/>
+          <w:szCs w:val="28"/>
+          <w:lang w:val="en-US"/>
+        </w:rPr>
+      </w:pPr>
+    </w:p>
+    <w:p>
+      <w:pPr>
+        <w:rPr>
+          <w:rFonts w:ascii="Times New Roman" w:hAnsi="Times New Roman" w:cs="Times New Roman"/>
+          <w:sz w:val="28"/>
+          <w:szCs w:val="28"/>
+          <w:lang w:val="en-US"/>
+        </w:rPr>
+      </w:pPr>
+    </w:p>
+    <w:p>
+      <w:pPr>
+        <w:rPr>
+          <w:rFonts w:ascii="Times New Roman" w:hAnsi="Times New Roman" w:cs="Times New Roman"/>
+          <w:sz w:val="28"/>
+          <w:szCs w:val="28"/>
+          <w:lang w:val="en-US"/>
+        </w:rPr>
+      </w:pPr>
+    </w:p>
+    <w:p>
+      <w:pPr>
+        <w:rPr>
+          <w:rFonts w:ascii="Times New Roman" w:hAnsi="Times New Roman" w:cs="Times New Roman"/>
+          <w:sz w:val="28"/>
+          <w:szCs w:val="28"/>
+          <w:lang w:val="en-US"/>
+        </w:rPr>
+      </w:pPr>
+    </w:p>
+    <w:p>
+      <w:pPr>
+        <w:rPr>
+          <w:rFonts w:ascii="Times New Roman" w:hAnsi="Times New Roman" w:cs="Times New Roman"/>
+          <w:sz w:val="28"/>
+          <w:szCs w:val="28"/>
+          <w:lang w:val="en-US"/>
+        </w:rPr>
+      </w:pPr>
+    </w:p>
+    <w:p>
+      <w:pPr>
+        <w:rPr>
+          <w:rFonts w:ascii="Times New Roman" w:hAnsi="Times New Roman" w:cs="Times New Roman"/>
+          <w:sz w:val="28"/>
+          <w:szCs w:val="28"/>
+          <w:lang w:val="en-US"/>
+        </w:rPr>
+      </w:pPr>
+    </w:p>
+    <w:p>
+      <w:pPr>
+        <w:rPr>
+          <w:rFonts w:ascii="Times New Roman" w:hAnsi="Times New Roman" w:cs="Times New Roman"/>
+          <w:sz w:val="28"/>
+          <w:szCs w:val="28"/>
+          <w:lang w:val="en-US"/>
+        </w:rPr>
+      </w:pPr>
+    </w:p>
+    <w:p>
+      <w:pPr>
+        <w:rPr>
+          <w:rFonts w:ascii="Times New Roman" w:hAnsi="Times New Roman" w:cs="Times New Roman"/>
+          <w:sz w:val="28"/>
+          <w:szCs w:val="28"/>
+          <w:lang w:val="en-US"/>
+        </w:rPr>
+      </w:pPr>
+    </w:p>
+    <w:p>
+      <w:pPr>
+        <w:rPr>
+          <w:rFonts w:ascii="Times New Roman" w:hAnsi="Times New Roman" w:cs="Times New Roman"/>
+          <w:sz w:val="28"/>
+          <w:szCs w:val="28"/>
+          <w:lang w:val="en-US"/>
+        </w:rPr>
+      </w:pPr>
+    </w:p>
+    <w:p>
+      <w:pPr>
+        <w:rPr>
+          <w:rFonts w:ascii="Times New Roman" w:hAnsi="Times New Roman" w:cs="Times New Roman"/>
+          <w:sz w:val="32"/>
+          <w:szCs w:val="32"/>
+        </w:rPr>
+      </w:pPr>
+      <w:r>
+        <w:rPr>
+          <w:rFonts w:ascii="Times New Roman" w:hAnsi="Times New Roman" w:cs="Times New Roman"/>
+          <w:sz w:val="32"/>
+          <w:szCs w:val="32"/>
+        </w:rPr>
+        <w:lastRenderedPageBreak/>
+        <w:t>3.3.2</w:t>
+      </w:r>
+    </w:p>
+    <w:p>
+      <w:pPr>
+        <w:rPr>
+          <w:rFonts w:ascii="Times New Roman" w:hAnsi="Times New Roman" w:cs="Times New Roman"/>
+          <w:b/>
+          <w:bCs/>
+          <w:sz w:val="28"/>
+          <w:szCs w:val="28"/>
+        </w:rPr>
+      </w:pPr>
+      <w:r>
+        <w:rPr>
+          <w:rFonts w:ascii="Times New Roman" w:hAnsi="Times New Roman" w:cs="Times New Roman"/>
+          <w:sz w:val="28"/>
+          <w:szCs w:val="28"/>
+        </w:rPr>
+        <w:br/>
+      </w:r>
+      <w:proofErr w:type="spellStart"/>
+      <w:r>
+        <w:rPr>
+          <w:rFonts w:ascii="Times New Roman" w:hAnsi="Times New Roman" w:cs="Times New Roman"/>
+          <w:b/>
+          <w:bCs/>
+          <w:sz w:val="28"/>
+          <w:szCs w:val="28"/>
+        </w:rPr>
+        <w:t>Enhancements</w:t>
+      </w:r>
+      <w:proofErr w:type="spellEnd"/>
+      <w:r>
+        <w:rPr>
+          <w:rFonts w:ascii="Times New Roman" w:hAnsi="Times New Roman" w:cs="Times New Roman"/>
+          <w:b/>
+          <w:bCs/>
+          <w:sz w:val="28"/>
+          <w:szCs w:val="28"/>
+        </w:rPr>
+        <w:t>:</w:t>
       </w:r>
     </w:p>
     <w:p>
@@ -13531,7 +13782,7 @@
           <w:szCs w:val="28"/>
           <w:lang w:val="en-US"/>
         </w:rPr>
-        <w:t>Continues cyclic polling if an error occurs.</w:t>
+        <w:t>Modbus: now if a timeout is triggered, the contents of the request are displayed.</w:t>
       </w:r>
     </w:p>
     <w:p>
@@ -13556,7 +13807,40 @@
           <w:szCs w:val="28"/>
           <w:lang w:val="en-US"/>
         </w:rPr>
-        <w:t>Incorrect display of the number of Modbus registers written after sending a macro command.</w:t>
+        <w:t>The functionality of the "About Application" window has been expanded.</w:t>
+      </w:r>
+    </w:p>
+    <w:p>
+      <w:pPr>
+        <w:spacing w:line="360" w:lineRule="auto"/>
+        <w:rPr>
+          <w:rFonts w:ascii="Times New Roman" w:hAnsi="Times New Roman" w:cs="Times New Roman"/>
+          <w:b/>
+          <w:bCs/>
+          <w:sz w:val="28"/>
+          <w:szCs w:val="28"/>
+        </w:rPr>
+      </w:pPr>
+      <w:r>
+        <w:rPr>
+          <w:rFonts w:ascii="Times New Roman" w:hAnsi="Times New Roman" w:cs="Times New Roman"/>
+          <w:b/>
+          <w:bCs/>
+          <w:sz w:val="28"/>
+          <w:szCs w:val="28"/>
+          <w:lang w:val="en-US"/>
+        </w:rPr>
+        <w:t>Bug fixes</w:t>
+      </w:r>
+      <w:r>
+        <w:rPr>
+          <w:rFonts w:ascii="Times New Roman" w:hAnsi="Times New Roman" w:cs="Times New Roman"/>
+          <w:b/>
+          <w:bCs/>
+          <w:sz w:val="28"/>
+          <w:szCs w:val="28"/>
+        </w:rPr>
+        <w:t>:</w:t>
       </w:r>
     </w:p>
     <w:p>
@@ -13581,7 +13865,7 @@
           <w:szCs w:val="28"/>
           <w:lang w:val="en-US"/>
         </w:rPr>
-        <w:t>When sending individual macro commands, a single Slave ID is not taken into account.</w:t>
+        <w:t>Rare freeze when writing/reading Modbus.</w:t>
       </w:r>
     </w:p>
     <w:p>
@@ -13606,52 +13890,83 @@
           <w:szCs w:val="28"/>
           <w:lang w:val="en-US"/>
         </w:rPr>
+        <w:t>Continues cyclic polling if an error occurs.</w:t>
+      </w:r>
+    </w:p>
+    <w:p>
+      <w:pPr>
+        <w:pStyle w:val="aa"/>
+        <w:numPr>
+          <w:ilvl w:val="0"/>
+          <w:numId w:val="11"/>
+        </w:numPr>
+        <w:spacing w:line="360" w:lineRule="auto"/>
+        <w:rPr>
+          <w:rFonts w:ascii="Times New Roman" w:hAnsi="Times New Roman" w:cs="Times New Roman"/>
+          <w:sz w:val="28"/>
+          <w:szCs w:val="28"/>
+          <w:lang w:val="en-US"/>
+        </w:rPr>
+      </w:pPr>
+      <w:r>
+        <w:rPr>
+          <w:rFonts w:ascii="Times New Roman" w:hAnsi="Times New Roman" w:cs="Times New Roman"/>
+          <w:sz w:val="28"/>
+          <w:szCs w:val="28"/>
+          <w:lang w:val="en-US"/>
+        </w:rPr>
+        <w:t>Incorrect display of the number of Modbus registers written after sending a macro command.</w:t>
+      </w:r>
+    </w:p>
+    <w:p>
+      <w:pPr>
+        <w:pStyle w:val="aa"/>
+        <w:numPr>
+          <w:ilvl w:val="0"/>
+          <w:numId w:val="11"/>
+        </w:numPr>
+        <w:spacing w:line="360" w:lineRule="auto"/>
+        <w:rPr>
+          <w:rFonts w:ascii="Times New Roman" w:hAnsi="Times New Roman" w:cs="Times New Roman"/>
+          <w:sz w:val="28"/>
+          <w:szCs w:val="28"/>
+          <w:lang w:val="en-US"/>
+        </w:rPr>
+      </w:pPr>
+      <w:r>
+        <w:rPr>
+          <w:rFonts w:ascii="Times New Roman" w:hAnsi="Times New Roman" w:cs="Times New Roman"/>
+          <w:sz w:val="28"/>
+          <w:szCs w:val="28"/>
+          <w:lang w:val="en-US"/>
+        </w:rPr>
+        <w:t>When sending individual macro commands, a single Slave ID is not taken into account.</w:t>
+      </w:r>
+    </w:p>
+    <w:p>
+      <w:pPr>
+        <w:pStyle w:val="aa"/>
+        <w:numPr>
+          <w:ilvl w:val="0"/>
+          <w:numId w:val="11"/>
+        </w:numPr>
+        <w:spacing w:line="360" w:lineRule="auto"/>
+        <w:rPr>
+          <w:rFonts w:ascii="Times New Roman" w:hAnsi="Times New Roman" w:cs="Times New Roman"/>
+          <w:sz w:val="28"/>
+          <w:szCs w:val="28"/>
+          <w:lang w:val="en-US"/>
+        </w:rPr>
+      </w:pPr>
+      <w:r>
+        <w:rPr>
+          <w:rFonts w:ascii="Times New Roman" w:hAnsi="Times New Roman" w:cs="Times New Roman"/>
+          <w:sz w:val="28"/>
+          <w:szCs w:val="28"/>
+          <w:lang w:val="en-US"/>
+        </w:rPr>
         <w:t>When using a single Slave ID, errors from the Slave ID fields of commands are taken into account in the macro.</w:t>
       </w:r>
-    </w:p>
-    <w:p>
-      <w:pPr>
-        <w:spacing w:line="360" w:lineRule="auto"/>
-        <w:rPr>
-          <w:rFonts w:ascii="Times New Roman" w:hAnsi="Times New Roman" w:cs="Times New Roman"/>
-          <w:sz w:val="28"/>
-          <w:szCs w:val="28"/>
-          <w:lang w:val="en-US"/>
-        </w:rPr>
-      </w:pPr>
-    </w:p>
-    <w:p>
-      <w:pPr>
-        <w:spacing w:line="360" w:lineRule="auto"/>
-        <w:rPr>
-          <w:rFonts w:ascii="Times New Roman" w:hAnsi="Times New Roman" w:cs="Times New Roman"/>
-          <w:sz w:val="28"/>
-          <w:szCs w:val="28"/>
-          <w:lang w:val="en-US"/>
-        </w:rPr>
-      </w:pPr>
-    </w:p>
-    <w:p>
-      <w:pPr>
-        <w:spacing w:line="360" w:lineRule="auto"/>
-        <w:rPr>
-          <w:rFonts w:ascii="Times New Roman" w:hAnsi="Times New Roman" w:cs="Times New Roman"/>
-          <w:sz w:val="28"/>
-          <w:szCs w:val="28"/>
-          <w:lang w:val="en-US"/>
-        </w:rPr>
-      </w:pPr>
-    </w:p>
-    <w:p>
-      <w:pPr>
-        <w:spacing w:line="360" w:lineRule="auto"/>
-        <w:rPr>
-          <w:rFonts w:ascii="Times New Roman" w:hAnsi="Times New Roman" w:cs="Times New Roman"/>
-          <w:sz w:val="28"/>
-          <w:szCs w:val="28"/>
-          <w:lang w:val="en-US"/>
-        </w:rPr>
-      </w:pPr>
     </w:p>
     <w:p>
       <w:pPr>
@@ -13691,7 +14006,6 @@
           <w:szCs w:val="32"/>
           <w:lang w:val="en-US"/>
         </w:rPr>
-        <w:lastRenderedPageBreak/>
         <w:t>3.3.1</w:t>
       </w:r>
     </w:p>
@@ -13809,6 +14123,39 @@
     </w:p>
     <w:p>
       <w:pPr>
+        <w:spacing w:line="360" w:lineRule="auto"/>
+        <w:rPr>
+          <w:rFonts w:ascii="Times New Roman" w:hAnsi="Times New Roman" w:cs="Times New Roman"/>
+          <w:sz w:val="28"/>
+          <w:szCs w:val="28"/>
+          <w:lang w:val="en-US"/>
+        </w:rPr>
+      </w:pPr>
+    </w:p>
+    <w:p>
+      <w:pPr>
+        <w:spacing w:line="360" w:lineRule="auto"/>
+        <w:rPr>
+          <w:rFonts w:ascii="Times New Roman" w:hAnsi="Times New Roman" w:cs="Times New Roman"/>
+          <w:sz w:val="28"/>
+          <w:szCs w:val="28"/>
+          <w:lang w:val="en-US"/>
+        </w:rPr>
+      </w:pPr>
+    </w:p>
+    <w:p>
+      <w:pPr>
+        <w:spacing w:line="360" w:lineRule="auto"/>
+        <w:rPr>
+          <w:rFonts w:ascii="Times New Roman" w:hAnsi="Times New Roman" w:cs="Times New Roman"/>
+          <w:sz w:val="28"/>
+          <w:szCs w:val="28"/>
+          <w:lang w:val="en-US"/>
+        </w:rPr>
+      </w:pPr>
+    </w:p>
+    <w:p>
+      <w:pPr>
         <w:rPr>
           <w:rFonts w:ascii="Times New Roman" w:hAnsi="Times New Roman" w:cs="Times New Roman"/>
           <w:sz w:val="32"/>
@@ -13823,6 +14170,7 @@
           <w:szCs w:val="32"/>
           <w:lang w:val="en-US"/>
         </w:rPr>
+        <w:lastRenderedPageBreak/>
         <w:t>3.3.0</w:t>
       </w:r>
     </w:p>
@@ -14222,7 +14570,6 @@
           <w:sz w:val="32"/>
           <w:szCs w:val="32"/>
         </w:rPr>
-        <w:lastRenderedPageBreak/>
         <w:t>3.2.0</w:t>
       </w:r>
     </w:p>
@@ -14411,34 +14758,15 @@
           <w:rFonts w:ascii="Times New Roman" w:hAnsi="Times New Roman" w:cs="Times New Roman"/>
           <w:sz w:val="32"/>
           <w:szCs w:val="32"/>
-          <w:lang w:val="en-US"/>
-        </w:rPr>
-      </w:pPr>
-    </w:p>
-    <w:p>
-      <w:pPr>
+        </w:rPr>
+      </w:pPr>
+      <w:r>
         <w:rPr>
           <w:rFonts w:ascii="Times New Roman" w:hAnsi="Times New Roman" w:cs="Times New Roman"/>
           <w:sz w:val="32"/>
           <w:szCs w:val="32"/>
-          <w:lang w:val="en-US"/>
-        </w:rPr>
-      </w:pPr>
-    </w:p>
-    <w:p>
-      <w:pPr>
-        <w:rPr>
-          <w:rFonts w:ascii="Times New Roman" w:hAnsi="Times New Roman" w:cs="Times New Roman"/>
-          <w:sz w:val="32"/>
-          <w:szCs w:val="32"/>
-        </w:rPr>
-      </w:pPr>
-      <w:r>
-        <w:rPr>
-          <w:rFonts w:ascii="Times New Roman" w:hAnsi="Times New Roman" w:cs="Times New Roman"/>
-          <w:sz w:val="32"/>
-          <w:szCs w:val="32"/>
-        </w:rPr>
+        </w:rPr>
+        <w:lastRenderedPageBreak/>
         <w:t>3.1.0</w:t>
       </w:r>
     </w:p>
@@ -14737,86 +15065,6 @@
       <w:pPr>
         <w:rPr>
           <w:rFonts w:ascii="Times New Roman" w:hAnsi="Times New Roman" w:cs="Times New Roman"/>
-          <w:sz w:val="28"/>
-          <w:szCs w:val="28"/>
-          <w:lang w:val="en-US"/>
-        </w:rPr>
-      </w:pPr>
-    </w:p>
-    <w:p>
-      <w:pPr>
-        <w:rPr>
-          <w:rFonts w:ascii="Times New Roman" w:hAnsi="Times New Roman" w:cs="Times New Roman"/>
-          <w:sz w:val="28"/>
-          <w:szCs w:val="28"/>
-          <w:lang w:val="en-US"/>
-        </w:rPr>
-      </w:pPr>
-    </w:p>
-    <w:p>
-      <w:pPr>
-        <w:rPr>
-          <w:rFonts w:ascii="Times New Roman" w:hAnsi="Times New Roman" w:cs="Times New Roman"/>
-          <w:sz w:val="28"/>
-          <w:szCs w:val="28"/>
-          <w:lang w:val="en-US"/>
-        </w:rPr>
-      </w:pPr>
-    </w:p>
-    <w:p>
-      <w:pPr>
-        <w:rPr>
-          <w:rFonts w:ascii="Times New Roman" w:hAnsi="Times New Roman" w:cs="Times New Roman"/>
-          <w:sz w:val="28"/>
-          <w:szCs w:val="28"/>
-          <w:lang w:val="en-US"/>
-        </w:rPr>
-      </w:pPr>
-    </w:p>
-    <w:p>
-      <w:pPr>
-        <w:rPr>
-          <w:rFonts w:ascii="Times New Roman" w:hAnsi="Times New Roman" w:cs="Times New Roman"/>
-          <w:sz w:val="28"/>
-          <w:szCs w:val="28"/>
-          <w:lang w:val="en-US"/>
-        </w:rPr>
-      </w:pPr>
-    </w:p>
-    <w:p>
-      <w:pPr>
-        <w:rPr>
-          <w:rFonts w:ascii="Times New Roman" w:hAnsi="Times New Roman" w:cs="Times New Roman"/>
-          <w:sz w:val="28"/>
-          <w:szCs w:val="28"/>
-          <w:lang w:val="en-US"/>
-        </w:rPr>
-      </w:pPr>
-    </w:p>
-    <w:p>
-      <w:pPr>
-        <w:rPr>
-          <w:rFonts w:ascii="Times New Roman" w:hAnsi="Times New Roman" w:cs="Times New Roman"/>
-          <w:sz w:val="28"/>
-          <w:szCs w:val="28"/>
-          <w:lang w:val="en-US"/>
-        </w:rPr>
-      </w:pPr>
-    </w:p>
-    <w:p>
-      <w:pPr>
-        <w:rPr>
-          <w:rFonts w:ascii="Times New Roman" w:hAnsi="Times New Roman" w:cs="Times New Roman"/>
-          <w:sz w:val="28"/>
-          <w:szCs w:val="28"/>
-          <w:lang w:val="en-US"/>
-        </w:rPr>
-      </w:pPr>
-    </w:p>
-    <w:p>
-      <w:pPr>
-        <w:rPr>
-          <w:rFonts w:ascii="Times New Roman" w:hAnsi="Times New Roman" w:cs="Times New Roman"/>
           <w:sz w:val="32"/>
           <w:szCs w:val="32"/>
         </w:rPr>
@@ -14827,7 +15075,6 @@
           <w:sz w:val="32"/>
           <w:szCs w:val="32"/>
         </w:rPr>
-        <w:lastRenderedPageBreak/>
         <w:t>3.0.0</w:t>
       </w:r>
     </w:p>
@@ -14928,41 +15175,14 @@
           <w:szCs w:val="28"/>
         </w:rPr>
       </w:pPr>
-      <w:proofErr w:type="spellStart"/>
-      <w:r>
-        <w:rPr>
-          <w:rFonts w:ascii="Times New Roman" w:hAnsi="Times New Roman" w:cs="Times New Roman"/>
-          <w:sz w:val="28"/>
-          <w:szCs w:val="28"/>
-        </w:rPr>
-        <w:t>Changed</w:t>
-      </w:r>
-      <w:proofErr w:type="spellEnd"/>
-      <w:r>
-        <w:rPr>
-          <w:rFonts w:ascii="Times New Roman" w:hAnsi="Times New Roman" w:cs="Times New Roman"/>
-          <w:sz w:val="28"/>
-          <w:szCs w:val="28"/>
-        </w:rPr>
-        <w:t xml:space="preserve"> </w:t>
-      </w:r>
-      <w:proofErr w:type="spellStart"/>
-      <w:r>
-        <w:rPr>
-          <w:rFonts w:ascii="Times New Roman" w:hAnsi="Times New Roman" w:cs="Times New Roman"/>
-          <w:sz w:val="28"/>
-          <w:szCs w:val="28"/>
-        </w:rPr>
-        <w:t>design</w:t>
-      </w:r>
-      <w:proofErr w:type="spellEnd"/>
-      <w:r>
-        <w:rPr>
-          <w:rFonts w:ascii="Times New Roman" w:hAnsi="Times New Roman" w:cs="Times New Roman"/>
-          <w:sz w:val="28"/>
-          <w:szCs w:val="28"/>
-        </w:rPr>
-        <w:t>.</w:t>
+      <w:r>
+        <w:rPr>
+          <w:rFonts w:ascii="Times New Roman" w:hAnsi="Times New Roman" w:cs="Times New Roman"/>
+          <w:sz w:val="28"/>
+          <w:szCs w:val="28"/>
+          <w:lang w:val="en-US"/>
+        </w:rPr>
+        <w:t>Changed design.</w:t>
       </w:r>
     </w:p>
     <w:p>
@@ -14975,61 +15195,17 @@
           <w:rFonts w:ascii="Times New Roman" w:hAnsi="Times New Roman" w:cs="Times New Roman"/>
           <w:sz w:val="28"/>
           <w:szCs w:val="28"/>
-        </w:rPr>
-      </w:pPr>
-      <w:proofErr w:type="spellStart"/>
-      <w:r>
-        <w:rPr>
-          <w:rFonts w:ascii="Times New Roman" w:hAnsi="Times New Roman" w:cs="Times New Roman"/>
-          <w:sz w:val="28"/>
-          <w:szCs w:val="28"/>
-        </w:rPr>
-        <w:t>Added</w:t>
-      </w:r>
-      <w:proofErr w:type="spellEnd"/>
-      <w:r>
-        <w:rPr>
-          <w:rFonts w:ascii="Times New Roman" w:hAnsi="Times New Roman" w:cs="Times New Roman"/>
-          <w:sz w:val="28"/>
-          <w:szCs w:val="28"/>
-        </w:rPr>
-        <w:t xml:space="preserve"> </w:t>
-      </w:r>
-      <w:proofErr w:type="spellStart"/>
-      <w:r>
-        <w:rPr>
-          <w:rFonts w:ascii="Times New Roman" w:hAnsi="Times New Roman" w:cs="Times New Roman"/>
-          <w:sz w:val="28"/>
-          <w:szCs w:val="28"/>
-        </w:rPr>
-        <w:t>Modbus</w:t>
-      </w:r>
-      <w:proofErr w:type="spellEnd"/>
-      <w:r>
-        <w:rPr>
-          <w:rFonts w:ascii="Times New Roman" w:hAnsi="Times New Roman" w:cs="Times New Roman"/>
-          <w:sz w:val="28"/>
-          <w:szCs w:val="28"/>
-        </w:rPr>
-        <w:t xml:space="preserve"> </w:t>
-      </w:r>
-      <w:proofErr w:type="spellStart"/>
-      <w:r>
-        <w:rPr>
-          <w:rFonts w:ascii="Times New Roman" w:hAnsi="Times New Roman" w:cs="Times New Roman"/>
-          <w:sz w:val="28"/>
-          <w:szCs w:val="28"/>
-        </w:rPr>
-        <w:t>scanner</w:t>
-      </w:r>
-      <w:proofErr w:type="spellEnd"/>
-      <w:r>
-        <w:rPr>
-          <w:rFonts w:ascii="Times New Roman" w:hAnsi="Times New Roman" w:cs="Times New Roman"/>
-          <w:sz w:val="28"/>
-          <w:szCs w:val="28"/>
-        </w:rPr>
-        <w:t>.</w:t>
+          <w:lang w:val="en-US"/>
+        </w:rPr>
+      </w:pPr>
+      <w:r>
+        <w:rPr>
+          <w:rFonts w:ascii="Times New Roman" w:hAnsi="Times New Roman" w:cs="Times New Roman"/>
+          <w:sz w:val="28"/>
+          <w:szCs w:val="28"/>
+          <w:lang w:val="en-US"/>
+        </w:rPr>
+        <w:t>Added Modbus scanner.</w:t>
       </w:r>
     </w:p>
     <w:p>
@@ -17851,6 +18027,7 @@
   <w:style w:type="character" w:default="1" w:styleId="a0">
     <w:name w:val="Default Paragraph Font"/>
     <w:uiPriority w:val="1"/>
+    <w:semiHidden/>
     <w:unhideWhenUsed/>
   </w:style>
   <w:style w:type="table" w:default="1" w:styleId="a1">
